--- a/assets/A Short History of the Voluntary Carbon Market.docx
+++ b/assets/A Short History of the Voluntary Carbon Market.docx
@@ -4,7 +4,116 @@
   <w:body>
     <w:p>
       <w:pPr>
+        <w:pStyle w:val="Heading2"/>
+        <w:rPr>
+          <w:sz w:val="24"/>
+          <w:szCs w:val="24"/>
+        </w:rPr>
+      </w:pPr>
+      <w:r>
+        <w:t>A Market Born in Kyoto in the Late 90s</w:t>
+      </w:r>
+    </w:p>
+    <w:p>
+      <w:pPr>
         <w:spacing w:before="240" w:after="240" w:line="278" w:lineRule="auto"/>
+        <w:rPr>
+          <w:rFonts w:ascii="Calibri" w:eastAsia="Calibri" w:hAnsi="Calibri" w:cs="Calibri"/>
+          <w:sz w:val="24"/>
+          <w:szCs w:val="24"/>
+        </w:rPr>
+      </w:pPr>
+      <w:r>
+        <w:rPr>
+          <w:rFonts w:ascii="Calibri" w:eastAsia="Calibri" w:hAnsi="Calibri" w:cs="Calibri"/>
+          <w:sz w:val="24"/>
+          <w:szCs w:val="24"/>
+        </w:rPr>
+        <w:t xml:space="preserve">The origins of the Voluntary Carbon Market (VCM) lie in the late 1990s, with the birth of international carbon markets under the Kyoto Protocol. Adopted in 1997 in Kyoto — a city known for its cuisine — policymakers tried to assemble a carefully balanced recipe for climate action: introducing emissions limits and seasoning them with flexibility. The key output was the Clean Development Mechanism (CDM), which allowed firms and governments in </w:t>
+      </w:r>
+      <w:proofErr w:type="spellStart"/>
+      <w:r>
+        <w:rPr>
+          <w:rFonts w:ascii="Calibri" w:eastAsia="Calibri" w:hAnsi="Calibri" w:cs="Calibri"/>
+          <w:sz w:val="24"/>
+          <w:szCs w:val="24"/>
+        </w:rPr>
+        <w:t>industrialised</w:t>
+      </w:r>
+      <w:proofErr w:type="spellEnd"/>
+      <w:r>
+        <w:rPr>
+          <w:rFonts w:ascii="Calibri" w:eastAsia="Calibri" w:hAnsi="Calibri" w:cs="Calibri"/>
+          <w:sz w:val="24"/>
+          <w:szCs w:val="24"/>
+        </w:rPr>
+        <w:t xml:space="preserve"> countries to finance emissions-reduction projects in developing countries and count those reductions toward their compliance obligations.</w:t>
+      </w:r>
+    </w:p>
+    <w:p>
+      <w:pPr>
+        <w:spacing w:before="240" w:after="240" w:line="278" w:lineRule="auto"/>
+        <w:rPr>
+          <w:rFonts w:ascii="Calibri" w:eastAsia="Calibri" w:hAnsi="Calibri" w:cs="Calibri"/>
+          <w:sz w:val="24"/>
+          <w:szCs w:val="24"/>
+        </w:rPr>
+      </w:pPr>
+      <w:r>
+        <w:rPr>
+          <w:rFonts w:ascii="Calibri" w:eastAsia="Calibri" w:hAnsi="Calibri" w:cs="Calibri"/>
+          <w:sz w:val="24"/>
+          <w:szCs w:val="24"/>
+        </w:rPr>
+        <w:t xml:space="preserve">While the CDM was a regulated, compliance-based system, it inadvertently laid the foundations for voluntary carbon markets. It established the core building blocks still used today: project-based crediting, third-party verification, registries, and the idea that emissions reductions could be commodified and traded across borders. </w:t>
+      </w:r>
+    </w:p>
+    <w:p>
+      <w:pPr>
+        <w:spacing w:before="240" w:after="240" w:line="278" w:lineRule="auto"/>
+      </w:pPr>
+      <w:r>
+        <w:rPr>
+          <w:rFonts w:ascii="Calibri" w:eastAsia="Calibri" w:hAnsi="Calibri" w:cs="Calibri"/>
+          <w:sz w:val="24"/>
+          <w:szCs w:val="24"/>
+        </w:rPr>
+        <w:t>However, Kyoto’s reach was limited. Only a subset of countries faced binding targets, many sectors were excluded, and numerous major emitters never fully participated.</w:t>
+      </w:r>
+    </w:p>
+    <w:p>
+      <w:pPr>
+        <w:pStyle w:val="Heading2"/>
+        <w:rPr>
+          <w:sz w:val="24"/>
+          <w:szCs w:val="24"/>
+        </w:rPr>
+      </w:pPr>
+      <w:r>
+        <w:t>The Evolution from Kyoto to the VCM today</w:t>
+      </w:r>
+    </w:p>
+    <w:p>
+      <w:pPr>
+        <w:spacing w:after="160" w:line="278" w:lineRule="auto"/>
+        <w:rPr>
+          <w:rFonts w:ascii="Calibri" w:eastAsia="Calibri" w:hAnsi="Calibri" w:cs="Calibri"/>
+          <w:sz w:val="24"/>
+          <w:szCs w:val="24"/>
+        </w:rPr>
+      </w:pPr>
+      <w:r>
+        <w:rPr>
+          <w:rFonts w:ascii="Calibri" w:eastAsia="Calibri" w:hAnsi="Calibri" w:cs="Calibri"/>
+          <w:sz w:val="24"/>
+          <w:szCs w:val="24"/>
+        </w:rPr>
+        <w:t>Today, we can split global carbon emissions in one of two buckets:</w:t>
+      </w:r>
+    </w:p>
+    <w:p>
+      <w:pPr>
+        <w:spacing w:line="278" w:lineRule="auto"/>
         <w:rPr>
           <w:rFonts w:ascii="Calibri" w:eastAsia="Calibri" w:hAnsi="Calibri" w:cs="Calibri"/>
           <w:sz w:val="24"/>
@@ -16,82 +125,67 @@
           <w:rFonts w:ascii="Calibri" w:eastAsia="Calibri" w:hAnsi="Calibri" w:cs="Calibri"/>
           <w:b/>
           <w:bCs/>
-          <w:sz w:val="34"/>
-          <w:szCs w:val="34"/>
-        </w:rPr>
-        <w:t>A Market Born in Kyoto in the Late 90s</w:t>
-      </w:r>
-    </w:p>
-    <w:p>
-      <w:pPr>
-        <w:spacing w:before="240" w:after="240" w:line="278" w:lineRule="auto"/>
-        <w:rPr>
-          <w:rFonts w:ascii="Calibri" w:eastAsia="Calibri" w:hAnsi="Calibri" w:cs="Calibri"/>
-          <w:sz w:val="24"/>
-          <w:szCs w:val="24"/>
-        </w:rPr>
-      </w:pPr>
-      <w:r>
-        <w:rPr>
-          <w:rFonts w:ascii="Calibri" w:eastAsia="Calibri" w:hAnsi="Calibri" w:cs="Calibri"/>
-          <w:sz w:val="24"/>
-          <w:szCs w:val="24"/>
-        </w:rPr>
-        <w:t xml:space="preserve">The origins of the Voluntary Carbon Market (VCM) lie in the late 1990s, with the birth of international carbon markets under the Kyoto Protocol. Adopted in 1997 in Kyoto — a city known for its cuisine — policymakers tried to assemble a carefully balanced recipe for climate action: introducing emissions limits and seasoning them with flexibility. The key output was the Clean Development Mechanism (CDM), which allowed firms and governments in </w:t>
-      </w:r>
-      <w:proofErr w:type="spellStart"/>
-      <w:r>
-        <w:rPr>
-          <w:rFonts w:ascii="Calibri" w:eastAsia="Calibri" w:hAnsi="Calibri" w:cs="Calibri"/>
-          <w:sz w:val="24"/>
-          <w:szCs w:val="24"/>
-        </w:rPr>
-        <w:t>industrialised</w:t>
-      </w:r>
-      <w:proofErr w:type="spellEnd"/>
-      <w:r>
-        <w:rPr>
-          <w:rFonts w:ascii="Calibri" w:eastAsia="Calibri" w:hAnsi="Calibri" w:cs="Calibri"/>
-          <w:sz w:val="24"/>
-          <w:szCs w:val="24"/>
-        </w:rPr>
-        <w:t xml:space="preserve"> countries to finance emissions-reduction projects in developing countries and count those reductions toward their compliance obligations.</w:t>
-      </w:r>
-    </w:p>
-    <w:p>
-      <w:pPr>
-        <w:spacing w:before="240" w:after="240" w:line="278" w:lineRule="auto"/>
-        <w:rPr>
-          <w:rFonts w:ascii="Calibri" w:eastAsia="Calibri" w:hAnsi="Calibri" w:cs="Calibri"/>
-          <w:sz w:val="24"/>
-          <w:szCs w:val="24"/>
-        </w:rPr>
-      </w:pPr>
-      <w:r>
-        <w:rPr>
-          <w:rFonts w:ascii="Calibri" w:eastAsia="Calibri" w:hAnsi="Calibri" w:cs="Calibri"/>
-          <w:sz w:val="24"/>
-          <w:szCs w:val="24"/>
-        </w:rPr>
-        <w:t xml:space="preserve">While the CDM was a regulated, compliance-based system, it inadvertently laid the foundations for voluntary carbon markets. It established the core building blocks still used today: project-based crediting, third-party verification, registries, and the idea that emissions reductions could be commodified and traded across borders. </w:t>
-      </w:r>
-    </w:p>
-    <w:p>
-      <w:pPr>
-        <w:spacing w:before="240" w:after="240" w:line="278" w:lineRule="auto"/>
-      </w:pPr>
-      <w:r>
-        <w:rPr>
-          <w:rFonts w:ascii="Calibri" w:eastAsia="Calibri" w:hAnsi="Calibri" w:cs="Calibri"/>
-          <w:sz w:val="24"/>
-          <w:szCs w:val="24"/>
-        </w:rPr>
-        <w:t>However, Kyoto’s reach was limited. Only a subset of countries faced binding targets, many sectors were excluded, and numerous major emitters never fully participated.</w:t>
-      </w:r>
-    </w:p>
-    <w:p>
-      <w:pPr>
-        <w:spacing w:after="160" w:line="278" w:lineRule="auto"/>
+          <w:sz w:val="24"/>
+          <w:szCs w:val="24"/>
+        </w:rPr>
+        <w:t>Regulated Carbon Emissions</w:t>
+      </w:r>
+      <w:r>
+        <w:rPr>
+          <w:rFonts w:ascii="Calibri" w:eastAsia="Calibri" w:hAnsi="Calibri" w:cs="Calibri"/>
+          <w:sz w:val="24"/>
+          <w:szCs w:val="24"/>
+        </w:rPr>
+        <w:t xml:space="preserve">: These are carbon emissions that fall under taxes or emissions trading systems (ETSs) enacted by governments. Generally, they place a price or ceiling on CO₂ (or other GHG) emissions for certain sectors such as power, heavy industry, </w:t>
+      </w:r>
+      <w:proofErr w:type="gramStart"/>
+      <w:r>
+        <w:rPr>
+          <w:rFonts w:ascii="Calibri" w:eastAsia="Calibri" w:hAnsi="Calibri" w:cs="Calibri"/>
+          <w:sz w:val="24"/>
+          <w:szCs w:val="24"/>
+        </w:rPr>
+        <w:t>etc..</w:t>
+      </w:r>
+      <w:proofErr w:type="gramEnd"/>
+      <w:r>
+        <w:rPr>
+          <w:rFonts w:ascii="Calibri" w:eastAsia="Calibri" w:hAnsi="Calibri" w:cs="Calibri"/>
+          <w:sz w:val="24"/>
+          <w:szCs w:val="24"/>
+        </w:rPr>
+        <w:t xml:space="preserve"> Globally these systems still cover only a fraction of total emissions. Some nations or sectors do not have them at all (or they are weakly enforced). Today, only around 28% of global GHG emissions are covered by carbon pricing instruments.</w:t>
+      </w:r>
+      <w:r>
+        <w:rPr>
+          <w:rFonts w:ascii="Calibri" w:eastAsia="Calibri" w:hAnsi="Calibri" w:cs="Calibri"/>
+          <w:sz w:val="24"/>
+          <w:szCs w:val="24"/>
+          <w:vertAlign w:val="superscript"/>
+        </w:rPr>
+        <w:footnoteReference w:id="1"/>
+      </w:r>
+    </w:p>
+    <w:p>
+      <w:pPr>
+        <w:spacing w:line="278" w:lineRule="auto"/>
+        <w:rPr>
+          <w:rFonts w:ascii="Calibri" w:eastAsia="Calibri" w:hAnsi="Calibri" w:cs="Calibri"/>
+          <w:sz w:val="24"/>
+          <w:szCs w:val="24"/>
+        </w:rPr>
+      </w:pPr>
+    </w:p>
+    <w:p>
+      <w:pPr>
+        <w:spacing w:line="278" w:lineRule="auto"/>
+        <w:rPr>
+          <w:rFonts w:ascii="Calibri" w:eastAsia="Calibri" w:hAnsi="Calibri" w:cs="Calibri"/>
+          <w:sz w:val="24"/>
+          <w:szCs w:val="24"/>
+        </w:rPr>
+      </w:pPr>
+      <w:r>
         <w:rPr>
           <w:rFonts w:ascii="Calibri" w:eastAsia="Calibri" w:hAnsi="Calibri" w:cs="Calibri"/>
           <w:b/>
@@ -99,45 +193,145 @@
           <w:sz w:val="24"/>
           <w:szCs w:val="24"/>
         </w:rPr>
-      </w:pPr>
+        <w:t>Uncovered Carbon Emissions:</w:t>
+      </w:r>
+      <w:r>
+        <w:rPr>
+          <w:rFonts w:ascii="Calibri" w:eastAsia="Calibri" w:hAnsi="Calibri" w:cs="Calibri"/>
+          <w:sz w:val="24"/>
+          <w:szCs w:val="24"/>
+        </w:rPr>
+        <w:t xml:space="preserve"> Many emissions, especially in supply chains, agriculture, land use, and aviation, lie outside regulated carbon markets. Corporations with net-zero or carbon-neutral pledges therefore look to offset the residual emissions they cannot eliminate themselves. </w:t>
+      </w:r>
+    </w:p>
+    <w:p>
+      <w:pPr>
+        <w:spacing w:line="278" w:lineRule="auto"/>
+        <w:rPr>
+          <w:rFonts w:ascii="Calibri" w:eastAsia="Calibri" w:hAnsi="Calibri" w:cs="Calibri"/>
+          <w:sz w:val="24"/>
+          <w:szCs w:val="24"/>
+        </w:rPr>
+      </w:pPr>
+    </w:p>
+    <w:p>
+      <w:pPr>
+        <w:spacing w:line="278" w:lineRule="auto"/>
+        <w:rPr>
+          <w:rFonts w:ascii="Calibri" w:eastAsia="Calibri" w:hAnsi="Calibri" w:cs="Calibri"/>
+          <w:sz w:val="24"/>
+          <w:szCs w:val="24"/>
+        </w:rPr>
+      </w:pPr>
+      <w:r>
+        <w:rPr>
+          <w:rFonts w:ascii="Calibri" w:eastAsia="Calibri" w:hAnsi="Calibri" w:cs="Calibri"/>
+          <w:sz w:val="24"/>
+          <w:szCs w:val="24"/>
+        </w:rPr>
+        <w:t xml:space="preserve">These uncovered emissions represent a structural gap in global climate policy. A marketing firm in California may switch to renewable energy and reduce their footprint. However, a cement producer in Beijing may not have that option. Firms may face genuine or economic barriers to </w:t>
+      </w:r>
+      <w:r>
+        <w:rPr>
+          <w:rFonts w:ascii="Calibri" w:eastAsia="Calibri" w:hAnsi="Calibri" w:cs="Calibri"/>
+          <w:sz w:val="24"/>
+          <w:szCs w:val="24"/>
+        </w:rPr>
+        <w:lastRenderedPageBreak/>
+        <w:t xml:space="preserve">eliminating emissions in the near term, yet still operate under internal targets, investor pressure, or public commitments. </w:t>
+      </w:r>
+    </w:p>
+    <w:p>
+      <w:pPr>
+        <w:spacing w:line="278" w:lineRule="auto"/>
+        <w:rPr>
+          <w:rFonts w:ascii="Calibri" w:eastAsia="Calibri" w:hAnsi="Calibri" w:cs="Calibri"/>
+          <w:sz w:val="24"/>
+          <w:szCs w:val="24"/>
+        </w:rPr>
+      </w:pPr>
+    </w:p>
+    <w:p>
+      <w:pPr>
+        <w:spacing w:line="278" w:lineRule="auto"/>
+        <w:rPr>
+          <w:rFonts w:ascii="Calibri" w:eastAsia="Calibri" w:hAnsi="Calibri" w:cs="Calibri"/>
+          <w:sz w:val="24"/>
+          <w:szCs w:val="24"/>
+        </w:rPr>
+      </w:pPr>
+      <w:r>
+        <w:rPr>
+          <w:rFonts w:ascii="Calibri" w:eastAsia="Calibri" w:hAnsi="Calibri" w:cs="Calibri"/>
+          <w:sz w:val="24"/>
+          <w:szCs w:val="24"/>
+        </w:rPr>
+        <w:t xml:space="preserve">It is precisely this gap, between regulation and firm aspiration, that the VCM emerges. </w:t>
+      </w:r>
+    </w:p>
+    <w:p>
+      <w:pPr>
+        <w:spacing w:line="278" w:lineRule="auto"/>
+        <w:rPr>
+          <w:rFonts w:ascii="Calibri" w:eastAsia="Calibri" w:hAnsi="Calibri" w:cs="Calibri"/>
+          <w:sz w:val="24"/>
+          <w:szCs w:val="24"/>
+        </w:rPr>
+      </w:pPr>
+    </w:p>
+    <w:p>
+      <w:pPr>
+        <w:spacing w:after="160" w:line="278" w:lineRule="auto"/>
+        <w:rPr>
+          <w:rFonts w:ascii="Calibri" w:eastAsia="Calibri" w:hAnsi="Calibri" w:cs="Calibri"/>
+          <w:sz w:val="24"/>
+          <w:szCs w:val="24"/>
+        </w:rPr>
+      </w:pPr>
+      <w:r>
+        <w:rPr>
+          <w:rFonts w:ascii="Calibri" w:eastAsia="Calibri" w:hAnsi="Calibri" w:cs="Calibri"/>
+          <w:sz w:val="24"/>
+          <w:szCs w:val="24"/>
+        </w:rPr>
+        <w:t xml:space="preserve">In the VCM each carbon credit represents one </w:t>
+      </w:r>
+      <w:proofErr w:type="spellStart"/>
+      <w:r>
+        <w:rPr>
+          <w:rFonts w:ascii="Calibri" w:eastAsia="Calibri" w:hAnsi="Calibri" w:cs="Calibri"/>
+          <w:sz w:val="24"/>
+          <w:szCs w:val="24"/>
+        </w:rPr>
+        <w:t>tonne</w:t>
+      </w:r>
+      <w:proofErr w:type="spellEnd"/>
+      <w:r>
+        <w:rPr>
+          <w:rFonts w:ascii="Calibri" w:eastAsia="Calibri" w:hAnsi="Calibri" w:cs="Calibri"/>
+          <w:sz w:val="24"/>
+          <w:szCs w:val="24"/>
+        </w:rPr>
+        <w:t xml:space="preserve"> of CO₂ (or equivalent GHG) that has been either </w:t>
+      </w:r>
       <w:r>
         <w:rPr>
           <w:rFonts w:ascii="Calibri" w:eastAsia="Calibri" w:hAnsi="Calibri" w:cs="Calibri"/>
           <w:b/>
           <w:bCs/>
-          <w:sz w:val="34"/>
-          <w:szCs w:val="34"/>
-        </w:rPr>
-        <w:t>The Evolution from Kyoto to the VCM today</w:t>
-      </w:r>
-    </w:p>
-    <w:p>
-      <w:pPr>
-        <w:spacing w:after="160" w:line="278" w:lineRule="auto"/>
-        <w:rPr>
-          <w:rFonts w:ascii="Calibri" w:eastAsia="Calibri" w:hAnsi="Calibri" w:cs="Calibri"/>
-          <w:sz w:val="24"/>
-          <w:szCs w:val="24"/>
-        </w:rPr>
-      </w:pPr>
-      <w:r>
-        <w:rPr>
-          <w:rFonts w:ascii="Calibri" w:eastAsia="Calibri" w:hAnsi="Calibri" w:cs="Calibri"/>
-          <w:sz w:val="24"/>
-          <w:szCs w:val="24"/>
-        </w:rPr>
-        <w:t>Today, we can split global carbon emissions in one of two buckets:</w:t>
-      </w:r>
-    </w:p>
-    <w:p>
-      <w:pPr>
-        <w:spacing w:line="278" w:lineRule="auto"/>
-        <w:rPr>
-          <w:rFonts w:ascii="Calibri" w:eastAsia="Calibri" w:hAnsi="Calibri" w:cs="Calibri"/>
-          <w:sz w:val="24"/>
-          <w:szCs w:val="24"/>
-        </w:rPr>
-      </w:pPr>
+          <w:sz w:val="24"/>
+          <w:szCs w:val="24"/>
+        </w:rPr>
+        <w:t>avoided,</w:t>
+      </w:r>
+      <w:r>
+        <w:rPr>
+          <w:rFonts w:ascii="Calibri" w:eastAsia="Calibri" w:hAnsi="Calibri" w:cs="Calibri"/>
+          <w:sz w:val="24"/>
+          <w:szCs w:val="24"/>
+        </w:rPr>
+        <w:t xml:space="preserve"> prevented from being emitted, or </w:t>
+      </w:r>
       <w:r>
         <w:rPr>
           <w:rFonts w:ascii="Calibri" w:eastAsia="Calibri" w:hAnsi="Calibri" w:cs="Calibri"/>
@@ -146,63 +340,34 @@
           <w:sz w:val="24"/>
           <w:szCs w:val="24"/>
         </w:rPr>
-        <w:t>Regulated Carbon Emissions</w:t>
-      </w:r>
-      <w:r>
-        <w:rPr>
-          <w:rFonts w:ascii="Calibri" w:eastAsia="Calibri" w:hAnsi="Calibri" w:cs="Calibri"/>
-          <w:sz w:val="24"/>
-          <w:szCs w:val="24"/>
-        </w:rPr>
-        <w:t xml:space="preserve">: These are carbon emissions that fall under taxes or emissions trading systems (ETSs) enacted by governments. Generally, they place a price or ceiling on CO₂ (or other GHG) emissions for certain sectors such as power, heavy industry, </w:t>
-      </w:r>
-      <w:proofErr w:type="gramStart"/>
-      <w:r>
-        <w:rPr>
-          <w:rFonts w:ascii="Calibri" w:eastAsia="Calibri" w:hAnsi="Calibri" w:cs="Calibri"/>
-          <w:sz w:val="24"/>
-          <w:szCs w:val="24"/>
-        </w:rPr>
-        <w:t>etc..</w:t>
-      </w:r>
-      <w:proofErr w:type="gramEnd"/>
-      <w:r>
-        <w:rPr>
-          <w:rFonts w:ascii="Calibri" w:eastAsia="Calibri" w:hAnsi="Calibri" w:cs="Calibri"/>
-          <w:sz w:val="24"/>
-          <w:szCs w:val="24"/>
-        </w:rPr>
-        <w:t xml:space="preserve"> Globally these systems still cover only a fraction of total emissions. Some nations or sectors do not have them at all (or they are weakly enforced). Today, only around 28% of global GHG emissions are covered by carbon pricing instruments.</w:t>
-      </w:r>
-      <w:r>
-        <w:rPr>
-          <w:rFonts w:ascii="Calibri" w:eastAsia="Calibri" w:hAnsi="Calibri" w:cs="Calibri"/>
-          <w:sz w:val="24"/>
-          <w:szCs w:val="24"/>
-          <w:vertAlign w:val="superscript"/>
-        </w:rPr>
-        <w:footnoteReference w:id="1"/>
-      </w:r>
-    </w:p>
-    <w:p>
-      <w:pPr>
-        <w:spacing w:line="278" w:lineRule="auto"/>
-        <w:rPr>
-          <w:rFonts w:ascii="Calibri" w:eastAsia="Calibri" w:hAnsi="Calibri" w:cs="Calibri"/>
-          <w:sz w:val="24"/>
-          <w:szCs w:val="24"/>
-        </w:rPr>
-      </w:pPr>
-    </w:p>
-    <w:p>
-      <w:pPr>
-        <w:spacing w:line="278" w:lineRule="auto"/>
-        <w:rPr>
-          <w:rFonts w:ascii="Calibri" w:eastAsia="Calibri" w:hAnsi="Calibri" w:cs="Calibri"/>
-          <w:sz w:val="24"/>
-          <w:szCs w:val="24"/>
-        </w:rPr>
-      </w:pPr>
+        <w:t>removed</w:t>
+      </w:r>
+      <w:r>
+        <w:rPr>
+          <w:rFonts w:ascii="Calibri" w:eastAsia="Calibri" w:hAnsi="Calibri" w:cs="Calibri"/>
+          <w:sz w:val="24"/>
+          <w:szCs w:val="24"/>
+        </w:rPr>
+        <w:t>, taken out of the atmosphere.</w:t>
+      </w:r>
+    </w:p>
+    <w:p>
+      <w:pPr>
+        <w:spacing w:after="160" w:line="278" w:lineRule="auto"/>
+        <w:rPr>
+          <w:rFonts w:ascii="Calibri" w:eastAsia="Calibri" w:hAnsi="Calibri" w:cs="Calibri"/>
+          <w:sz w:val="24"/>
+          <w:szCs w:val="24"/>
+        </w:rPr>
+      </w:pPr>
+      <w:r>
+        <w:rPr>
+          <w:rFonts w:ascii="Calibri" w:eastAsia="Calibri" w:hAnsi="Calibri" w:cs="Calibri"/>
+          <w:sz w:val="24"/>
+          <w:szCs w:val="24"/>
+        </w:rPr>
+        <w:t xml:space="preserve">Hence, the VCM acts as a </w:t>
+      </w:r>
       <w:r>
         <w:rPr>
           <w:rFonts w:ascii="Calibri" w:eastAsia="Calibri" w:hAnsi="Calibri" w:cs="Calibri"/>
@@ -211,126 +376,15 @@
           <w:sz w:val="24"/>
           <w:szCs w:val="24"/>
         </w:rPr>
-        <w:t>Uncovered Carbon Emissions:</w:t>
-      </w:r>
-      <w:r>
-        <w:rPr>
-          <w:rFonts w:ascii="Calibri" w:eastAsia="Calibri" w:hAnsi="Calibri" w:cs="Calibri"/>
-          <w:sz w:val="24"/>
-          <w:szCs w:val="24"/>
-        </w:rPr>
-        <w:t xml:space="preserve"> Many emissions, especially in supply chains, agriculture, land use, and aviation, lie outside regulated carbon markets. Corporations with net-zero or carbon-neutral pledges therefore look to offset the residual emissions they cannot eliminate themselves. </w:t>
-      </w:r>
-    </w:p>
-    <w:p>
-      <w:pPr>
-        <w:spacing w:line="278" w:lineRule="auto"/>
-        <w:rPr>
-          <w:rFonts w:ascii="Calibri" w:eastAsia="Calibri" w:hAnsi="Calibri" w:cs="Calibri"/>
-          <w:sz w:val="24"/>
-          <w:szCs w:val="24"/>
-        </w:rPr>
-      </w:pPr>
-    </w:p>
-    <w:p>
-      <w:pPr>
-        <w:spacing w:line="278" w:lineRule="auto"/>
-        <w:rPr>
-          <w:rFonts w:ascii="Calibri" w:eastAsia="Calibri" w:hAnsi="Calibri" w:cs="Calibri"/>
-          <w:sz w:val="24"/>
-          <w:szCs w:val="24"/>
-        </w:rPr>
-      </w:pPr>
-      <w:r>
-        <w:rPr>
-          <w:rFonts w:ascii="Calibri" w:eastAsia="Calibri" w:hAnsi="Calibri" w:cs="Calibri"/>
-          <w:sz w:val="24"/>
-          <w:szCs w:val="24"/>
-        </w:rPr>
-        <w:t xml:space="preserve">These uncovered emissions represent a structural gap in global climate policy. A marketing firm in California may switch to renewable energy and reduce their footprint. However, a cement producer in Beijing may not have that option. Firms may face genuine or economic barriers to </w:t>
-      </w:r>
-      <w:r>
-        <w:rPr>
-          <w:rFonts w:ascii="Calibri" w:eastAsia="Calibri" w:hAnsi="Calibri" w:cs="Calibri"/>
-          <w:sz w:val="24"/>
-          <w:szCs w:val="24"/>
-        </w:rPr>
-        <w:lastRenderedPageBreak/>
-        <w:t xml:space="preserve">eliminating emissions in the near term, yet still operate under internal targets, investor pressure, or public commitments. </w:t>
-      </w:r>
-    </w:p>
-    <w:p>
-      <w:pPr>
-        <w:spacing w:line="278" w:lineRule="auto"/>
-        <w:rPr>
-          <w:rFonts w:ascii="Calibri" w:eastAsia="Calibri" w:hAnsi="Calibri" w:cs="Calibri"/>
-          <w:sz w:val="24"/>
-          <w:szCs w:val="24"/>
-        </w:rPr>
-      </w:pPr>
-    </w:p>
-    <w:p>
-      <w:pPr>
-        <w:spacing w:line="278" w:lineRule="auto"/>
-        <w:rPr>
-          <w:rFonts w:ascii="Calibri" w:eastAsia="Calibri" w:hAnsi="Calibri" w:cs="Calibri"/>
-          <w:sz w:val="24"/>
-          <w:szCs w:val="24"/>
-        </w:rPr>
-      </w:pPr>
-      <w:r>
-        <w:rPr>
-          <w:rFonts w:ascii="Calibri" w:eastAsia="Calibri" w:hAnsi="Calibri" w:cs="Calibri"/>
-          <w:sz w:val="24"/>
-          <w:szCs w:val="24"/>
-        </w:rPr>
-        <w:t xml:space="preserve">It is precisely this gap, between regulation and firm aspiration, that the VCM emerges. </w:t>
-      </w:r>
-    </w:p>
-    <w:p>
-      <w:pPr>
-        <w:spacing w:line="278" w:lineRule="auto"/>
-        <w:rPr>
-          <w:rFonts w:ascii="Calibri" w:eastAsia="Calibri" w:hAnsi="Calibri" w:cs="Calibri"/>
-          <w:sz w:val="24"/>
-          <w:szCs w:val="24"/>
-        </w:rPr>
-      </w:pPr>
-    </w:p>
-    <w:p>
-      <w:pPr>
-        <w:spacing w:after="160" w:line="278" w:lineRule="auto"/>
-        <w:rPr>
-          <w:rFonts w:ascii="Calibri" w:eastAsia="Calibri" w:hAnsi="Calibri" w:cs="Calibri"/>
-          <w:sz w:val="24"/>
-          <w:szCs w:val="24"/>
-        </w:rPr>
-      </w:pPr>
-      <w:r>
-        <w:rPr>
-          <w:rFonts w:ascii="Calibri" w:eastAsia="Calibri" w:hAnsi="Calibri" w:cs="Calibri"/>
-          <w:sz w:val="24"/>
-          <w:szCs w:val="24"/>
-        </w:rPr>
-        <w:t xml:space="preserve">In the VCM each carbon credit represents one </w:t>
-      </w:r>
-      <w:proofErr w:type="spellStart"/>
-      <w:r>
-        <w:rPr>
-          <w:rFonts w:ascii="Calibri" w:eastAsia="Calibri" w:hAnsi="Calibri" w:cs="Calibri"/>
-          <w:sz w:val="24"/>
-          <w:szCs w:val="24"/>
-        </w:rPr>
-        <w:t>tonne</w:t>
-      </w:r>
-      <w:proofErr w:type="spellEnd"/>
-      <w:r>
-        <w:rPr>
-          <w:rFonts w:ascii="Calibri" w:eastAsia="Calibri" w:hAnsi="Calibri" w:cs="Calibri"/>
-          <w:sz w:val="24"/>
-          <w:szCs w:val="24"/>
-        </w:rPr>
-        <w:t xml:space="preserve"> of CO₂ (or equivalent GHG) that has been either </w:t>
+        <w:t>market-based bridge</w:t>
+      </w:r>
+      <w:r>
+        <w:rPr>
+          <w:rFonts w:ascii="Calibri" w:eastAsia="Calibri" w:hAnsi="Calibri" w:cs="Calibri"/>
+          <w:sz w:val="24"/>
+          <w:szCs w:val="24"/>
+        </w:rPr>
+        <w:t>, helping to fill in gaps, channel financing into emissions mitigation and removal projects, and enable actors to make credible emissions claims.</w:t>
       </w:r>
       <w:r>
         <w:rPr>
@@ -340,78 +394,6 @@
           <w:sz w:val="24"/>
           <w:szCs w:val="24"/>
         </w:rPr>
-        <w:t>avoided,</w:t>
-      </w:r>
-      <w:r>
-        <w:rPr>
-          <w:rFonts w:ascii="Calibri" w:eastAsia="Calibri" w:hAnsi="Calibri" w:cs="Calibri"/>
-          <w:sz w:val="24"/>
-          <w:szCs w:val="24"/>
-        </w:rPr>
-        <w:t xml:space="preserve"> prevented from being emitted, or </w:t>
-      </w:r>
-      <w:r>
-        <w:rPr>
-          <w:rFonts w:ascii="Calibri" w:eastAsia="Calibri" w:hAnsi="Calibri" w:cs="Calibri"/>
-          <w:b/>
-          <w:bCs/>
-          <w:sz w:val="24"/>
-          <w:szCs w:val="24"/>
-        </w:rPr>
-        <w:t>removed</w:t>
-      </w:r>
-      <w:r>
-        <w:rPr>
-          <w:rFonts w:ascii="Calibri" w:eastAsia="Calibri" w:hAnsi="Calibri" w:cs="Calibri"/>
-          <w:sz w:val="24"/>
-          <w:szCs w:val="24"/>
-        </w:rPr>
-        <w:t>, taken out of the atmosphere.</w:t>
-      </w:r>
-    </w:p>
-    <w:p>
-      <w:pPr>
-        <w:spacing w:after="160" w:line="278" w:lineRule="auto"/>
-        <w:rPr>
-          <w:rFonts w:ascii="Calibri" w:eastAsia="Calibri" w:hAnsi="Calibri" w:cs="Calibri"/>
-          <w:sz w:val="24"/>
-          <w:szCs w:val="24"/>
-        </w:rPr>
-      </w:pPr>
-      <w:r>
-        <w:rPr>
-          <w:rFonts w:ascii="Calibri" w:eastAsia="Calibri" w:hAnsi="Calibri" w:cs="Calibri"/>
-          <w:sz w:val="24"/>
-          <w:szCs w:val="24"/>
-        </w:rPr>
-        <w:t xml:space="preserve">Hence, the VCM acts as a </w:t>
-      </w:r>
-      <w:r>
-        <w:rPr>
-          <w:rFonts w:ascii="Calibri" w:eastAsia="Calibri" w:hAnsi="Calibri" w:cs="Calibri"/>
-          <w:b/>
-          <w:bCs/>
-          <w:sz w:val="24"/>
-          <w:szCs w:val="24"/>
-        </w:rPr>
-        <w:t>market-based bridge</w:t>
-      </w:r>
-      <w:r>
-        <w:rPr>
-          <w:rFonts w:ascii="Calibri" w:eastAsia="Calibri" w:hAnsi="Calibri" w:cs="Calibri"/>
-          <w:sz w:val="24"/>
-          <w:szCs w:val="24"/>
-        </w:rPr>
-        <w:t>, helping to fill in gaps, channel financing into emissions mitigation and removal projects, and enable actors to make credible emissions claims.</w:t>
-      </w:r>
-      <w:r>
-        <w:rPr>
-          <w:rFonts w:ascii="Calibri" w:eastAsia="Calibri" w:hAnsi="Calibri" w:cs="Calibri"/>
-          <w:b/>
-          <w:bCs/>
-          <w:sz w:val="24"/>
-          <w:szCs w:val="24"/>
-        </w:rPr>
         <w:t xml:space="preserve"> </w:t>
       </w:r>
     </w:p>
@@ -481,33 +463,9 @@
     </w:p>
     <w:p>
       <w:pPr>
-        <w:spacing w:line="278" w:lineRule="auto"/>
-        <w:rPr>
-          <w:rFonts w:ascii="Calibri" w:eastAsia="Calibri" w:hAnsi="Calibri" w:cs="Calibri"/>
-          <w:sz w:val="24"/>
-          <w:szCs w:val="24"/>
-        </w:rPr>
-      </w:pPr>
-    </w:p>
-    <w:p>
-      <w:pPr>
-        <w:spacing w:after="160" w:line="278" w:lineRule="auto"/>
-        <w:rPr>
-          <w:rFonts w:ascii="Calibri" w:eastAsia="Calibri" w:hAnsi="Calibri" w:cs="Calibri"/>
-          <w:b/>
-          <w:bCs/>
-          <w:sz w:val="24"/>
-          <w:szCs w:val="24"/>
-        </w:rPr>
-      </w:pPr>
-      <w:r>
-        <w:rPr>
-          <w:rFonts w:ascii="Calibri" w:eastAsia="Calibri" w:hAnsi="Calibri" w:cs="Calibri"/>
-          <w:b/>
-          <w:bCs/>
-          <w:sz w:val="24"/>
-          <w:szCs w:val="24"/>
-        </w:rPr>
+        <w:pStyle w:val="Heading2"/>
+      </w:pPr>
+      <w:r>
         <w:t>VCM Taxonomy</w:t>
       </w:r>
     </w:p>
@@ -1188,64 +1146,25 @@
     </w:p>
     <w:p>
       <w:pPr>
-        <w:spacing w:line="278" w:lineRule="auto"/>
-        <w:rPr>
-          <w:rFonts w:ascii="Calibri" w:eastAsia="Calibri" w:hAnsi="Calibri" w:cs="Calibri"/>
-          <w:sz w:val="24"/>
-          <w:szCs w:val="24"/>
-        </w:rPr>
-      </w:pPr>
-    </w:p>
-    <w:p>
-      <w:pPr>
-        <w:spacing w:after="160" w:line="278" w:lineRule="auto"/>
-        <w:rPr>
-          <w:rFonts w:ascii="Calibri" w:eastAsia="Calibri" w:hAnsi="Calibri" w:cs="Calibri"/>
-          <w:b/>
-          <w:bCs/>
-          <w:sz w:val="24"/>
-          <w:szCs w:val="24"/>
-        </w:rPr>
-      </w:pPr>
-      <w:r>
-        <w:rPr>
-          <w:rFonts w:ascii="Calibri" w:eastAsia="Calibri" w:hAnsi="Calibri" w:cs="Calibri"/>
-          <w:b/>
-          <w:bCs/>
-          <w:sz w:val="34"/>
-          <w:szCs w:val="34"/>
-        </w:rPr>
+        <w:pStyle w:val="Heading2"/>
+        <w:rPr>
+          <w:sz w:val="24"/>
+          <w:szCs w:val="24"/>
+        </w:rPr>
+      </w:pPr>
+      <w:r>
         <w:t xml:space="preserve">A Global Market Forecast </w:t>
       </w:r>
       <w:proofErr w:type="gramStart"/>
       <w:r>
-        <w:rPr>
-          <w:rFonts w:ascii="Calibri" w:eastAsia="Calibri" w:hAnsi="Calibri" w:cs="Calibri"/>
-          <w:b/>
-          <w:bCs/>
-          <w:sz w:val="34"/>
-          <w:szCs w:val="34"/>
-        </w:rPr>
         <w:t>To</w:t>
       </w:r>
       <w:proofErr w:type="gramEnd"/>
       <w:r>
-        <w:rPr>
-          <w:rFonts w:ascii="Calibri" w:eastAsia="Calibri" w:hAnsi="Calibri" w:cs="Calibri"/>
-          <w:b/>
-          <w:bCs/>
-          <w:sz w:val="34"/>
-          <w:szCs w:val="34"/>
-        </w:rPr>
         <w:t xml:space="preserve"> Be Worth USD 24 bn by 2030</w:t>
       </w:r>
       <w:r>
         <w:rPr>
-          <w:rFonts w:ascii="Calibri" w:eastAsia="Calibri" w:hAnsi="Calibri" w:cs="Calibri"/>
-          <w:b/>
-          <w:bCs/>
-          <w:sz w:val="34"/>
-          <w:szCs w:val="34"/>
           <w:vertAlign w:val="superscript"/>
         </w:rPr>
         <w:footnoteReference w:id="2"/>
@@ -1437,23 +1356,13 @@
     </w:p>
     <w:p>
       <w:pPr>
-        <w:spacing w:after="160" w:line="278" w:lineRule="auto"/>
-        <w:rPr>
-          <w:rFonts w:ascii="Calibri" w:eastAsia="Calibri" w:hAnsi="Calibri" w:cs="Calibri"/>
-          <w:b/>
-          <w:bCs/>
-          <w:sz w:val="24"/>
-          <w:szCs w:val="24"/>
-        </w:rPr>
-      </w:pPr>
-      <w:r>
-        <w:rPr>
-          <w:rFonts w:ascii="Calibri" w:eastAsia="Calibri" w:hAnsi="Calibri" w:cs="Calibri"/>
-          <w:b/>
-          <w:bCs/>
-          <w:sz w:val="34"/>
-          <w:szCs w:val="34"/>
-        </w:rPr>
+        <w:pStyle w:val="Heading2"/>
+        <w:rPr>
+          <w:sz w:val="24"/>
+          <w:szCs w:val="24"/>
+        </w:rPr>
+      </w:pPr>
+      <w:r>
         <w:t>Is My Partner Cheating on Me?</w:t>
       </w:r>
     </w:p>
@@ -1657,15 +1566,8 @@
     </w:p>
     <w:p>
       <w:pPr>
-        <w:pStyle w:val="Heading3"/>
-        <w:keepNext w:val="0"/>
-        <w:keepLines w:val="0"/>
-        <w:spacing w:before="280"/>
-        <w:rPr>
-          <w:rFonts w:ascii="Calibri" w:eastAsia="Calibri" w:hAnsi="Calibri" w:cs="Calibri"/>
-          <w:b/>
-          <w:bCs/>
-          <w:color w:val="000000"/>
+        <w:pStyle w:val="Heading2"/>
+        <w:rPr>
           <w:sz w:val="24"/>
           <w:szCs w:val="24"/>
         </w:rPr>
@@ -1673,14 +1575,6 @@
       <w:bookmarkStart w:id="0" w:name="_q59r90h8uq9k" w:colFirst="0" w:colLast="0"/>
       <w:bookmarkEnd w:id="0"/>
       <w:r>
-        <w:rPr>
-          <w:rFonts w:ascii="Calibri" w:eastAsia="Calibri" w:hAnsi="Calibri" w:cs="Calibri"/>
-          <w:b/>
-          <w:bCs/>
-          <w:color w:val="000000"/>
-          <w:sz w:val="34"/>
-          <w:szCs w:val="34"/>
-        </w:rPr>
         <w:t>Additionality 2.0 and Fractional Credits: What Percentage is My Partner Cheating on Me?</w:t>
       </w:r>
     </w:p>
@@ -1832,27 +1726,10 @@
     <w:p>
       <w:pPr>
         <w:pStyle w:val="Heading2"/>
-        <w:keepNext w:val="0"/>
-        <w:keepLines w:val="0"/>
-        <w:spacing w:after="80"/>
-        <w:rPr>
-          <w:rFonts w:ascii="Calibri" w:eastAsia="Calibri" w:hAnsi="Calibri" w:cs="Calibri"/>
-          <w:b/>
-          <w:bCs/>
-          <w:sz w:val="34"/>
-          <w:szCs w:val="34"/>
-        </w:rPr>
       </w:pPr>
       <w:bookmarkStart w:id="1" w:name="_cn6dfbtj3glv" w:colFirst="0" w:colLast="0"/>
       <w:bookmarkEnd w:id="1"/>
       <w:r>
-        <w:rPr>
-          <w:rFonts w:ascii="Calibri" w:eastAsia="Calibri" w:hAnsi="Calibri" w:cs="Calibri"/>
-          <w:b/>
-          <w:bCs/>
-          <w:sz w:val="34"/>
-          <w:szCs w:val="34"/>
-        </w:rPr>
         <w:t xml:space="preserve">Repairing the Voluntary Carbon Market </w:t>
       </w:r>
     </w:p>
@@ -2180,6 +2057,18 @@
     </w:p>
     <w:p>
       <w:pPr>
+        <w:pStyle w:val="Heading2"/>
+        <w:rPr>
+          <w:sz w:val="24"/>
+          <w:szCs w:val="24"/>
+        </w:rPr>
+      </w:pPr>
+      <w:r>
+        <w:t>Fitting in Paris and Article 6</w:t>
+      </w:r>
+    </w:p>
+    <w:p>
+      <w:pPr>
         <w:spacing w:before="240" w:after="240"/>
         <w:rPr>
           <w:rFonts w:ascii="Calibri" w:eastAsia="Calibri" w:hAnsi="Calibri" w:cs="Calibri"/>
@@ -2188,6 +2077,444 @@
         </w:rPr>
       </w:pPr>
       <w:r>
+        <w:rPr>
+          <w:rFonts w:ascii="Calibri" w:eastAsia="Calibri" w:hAnsi="Calibri" w:cs="Calibri"/>
+          <w:sz w:val="24"/>
+          <w:szCs w:val="24"/>
+        </w:rPr>
+        <w:t xml:space="preserve">But this solution comes with serious risks. Article 6 is being shaped through complex negotiations among policymakers far removed from on-the-ground project realities. The resulting rulebook is dense, technical, and increasingly abstract. As layers of classifications, sub-mechanisms, and accounting treatments accumulate, the system risks losing its most important anchor: the intuitive principle that </w:t>
+      </w:r>
+      <w:r>
+        <w:rPr>
+          <w:rFonts w:ascii="Calibri" w:eastAsia="Calibri" w:hAnsi="Calibri" w:cs="Calibri"/>
+          <w:i/>
+          <w:iCs/>
+          <w:sz w:val="24"/>
+          <w:szCs w:val="24"/>
+        </w:rPr>
+        <w:t xml:space="preserve">one </w:t>
+      </w:r>
+      <w:proofErr w:type="spellStart"/>
+      <w:r>
+        <w:rPr>
+          <w:rFonts w:ascii="Calibri" w:eastAsia="Calibri" w:hAnsi="Calibri" w:cs="Calibri"/>
+          <w:i/>
+          <w:iCs/>
+          <w:sz w:val="24"/>
+          <w:szCs w:val="24"/>
+        </w:rPr>
+        <w:t>tonne</w:t>
+      </w:r>
+      <w:proofErr w:type="spellEnd"/>
+      <w:r>
+        <w:rPr>
+          <w:rFonts w:ascii="Calibri" w:eastAsia="Calibri" w:hAnsi="Calibri" w:cs="Calibri"/>
+          <w:i/>
+          <w:iCs/>
+          <w:sz w:val="24"/>
+          <w:szCs w:val="24"/>
+        </w:rPr>
+        <w:t xml:space="preserve"> of carbon reduced should equal one </w:t>
+      </w:r>
+      <w:proofErr w:type="spellStart"/>
+      <w:r>
+        <w:rPr>
+          <w:rFonts w:ascii="Calibri" w:eastAsia="Calibri" w:hAnsi="Calibri" w:cs="Calibri"/>
+          <w:i/>
+          <w:iCs/>
+          <w:sz w:val="24"/>
+          <w:szCs w:val="24"/>
+        </w:rPr>
+        <w:t>tonne</w:t>
+      </w:r>
+      <w:proofErr w:type="spellEnd"/>
+      <w:r>
+        <w:rPr>
+          <w:rFonts w:ascii="Calibri" w:eastAsia="Calibri" w:hAnsi="Calibri" w:cs="Calibri"/>
+          <w:i/>
+          <w:iCs/>
+          <w:sz w:val="24"/>
+          <w:szCs w:val="24"/>
+        </w:rPr>
+        <w:t xml:space="preserve"> claimed</w:t>
+      </w:r>
+      <w:r>
+        <w:rPr>
+          <w:rFonts w:ascii="Calibri" w:eastAsia="Calibri" w:hAnsi="Calibri" w:cs="Calibri"/>
+          <w:sz w:val="24"/>
+          <w:szCs w:val="24"/>
+        </w:rPr>
+        <w:t>. When markets debate ever finer distinctions, credibility does not necessarily increase, it becomes harder to audit. Sorry Gambia you cannot trade your ITMO class C type 113 A to Chile because rule 113 clause 12.77 says so.</w:t>
+      </w:r>
+    </w:p>
+    <w:p>
+      <w:pPr>
+        <w:spacing w:before="240" w:after="240"/>
+        <w:rPr>
+          <w:rFonts w:ascii="Calibri" w:eastAsia="Calibri" w:hAnsi="Calibri" w:cs="Calibri"/>
+          <w:sz w:val="24"/>
+          <w:szCs w:val="24"/>
+        </w:rPr>
+      </w:pPr>
+      <w:r>
+        <w:rPr>
+          <w:rFonts w:ascii="Calibri" w:eastAsia="Calibri" w:hAnsi="Calibri" w:cs="Calibri"/>
+          <w:sz w:val="24"/>
+          <w:szCs w:val="24"/>
+        </w:rPr>
+        <w:t xml:space="preserve">There is also a deeper equity concern. Most credit-generating projects </w:t>
+      </w:r>
+      <w:proofErr w:type="gramStart"/>
+      <w:r>
+        <w:rPr>
+          <w:rFonts w:ascii="Calibri" w:eastAsia="Calibri" w:hAnsi="Calibri" w:cs="Calibri"/>
+          <w:sz w:val="24"/>
+          <w:szCs w:val="24"/>
+        </w:rPr>
+        <w:t>are located in</w:t>
+      </w:r>
+      <w:proofErr w:type="gramEnd"/>
+      <w:r>
+        <w:rPr>
+          <w:rFonts w:ascii="Calibri" w:eastAsia="Calibri" w:hAnsi="Calibri" w:cs="Calibri"/>
+          <w:sz w:val="24"/>
+          <w:szCs w:val="24"/>
+        </w:rPr>
+        <w:t xml:space="preserve"> low- and middle-income countries. If their lowest-cost mitigation opportunities are absorbed into international transfers (whether into the VCM or compliance markets) to help wealthier countries meet targets, those countries risk being left with fewer and more expensive options for their own </w:t>
+      </w:r>
+      <w:proofErr w:type="spellStart"/>
+      <w:r>
+        <w:rPr>
+          <w:rFonts w:ascii="Calibri" w:eastAsia="Calibri" w:hAnsi="Calibri" w:cs="Calibri"/>
+          <w:sz w:val="24"/>
+          <w:szCs w:val="24"/>
+        </w:rPr>
+        <w:t>decarbonisation</w:t>
+      </w:r>
+      <w:proofErr w:type="spellEnd"/>
+      <w:r>
+        <w:rPr>
+          <w:rFonts w:ascii="Calibri" w:eastAsia="Calibri" w:hAnsi="Calibri" w:cs="Calibri"/>
+          <w:sz w:val="24"/>
+          <w:szCs w:val="24"/>
+        </w:rPr>
+        <w:t>. The global community does not have a strong track record of ensuring that such trade-offs serve the long-term interests of developing economies; Africa</w:t>
+      </w:r>
+      <w:proofErr w:type="gramStart"/>
+      <w:r>
+        <w:rPr>
+          <w:rFonts w:ascii="Calibri" w:eastAsia="Calibri" w:hAnsi="Calibri" w:cs="Calibri"/>
+          <w:sz w:val="24"/>
+          <w:szCs w:val="24"/>
+        </w:rPr>
+        <w:t>, in particular, has</w:t>
+      </w:r>
+      <w:proofErr w:type="gramEnd"/>
+      <w:r>
+        <w:rPr>
+          <w:rFonts w:ascii="Calibri" w:eastAsia="Calibri" w:hAnsi="Calibri" w:cs="Calibri"/>
+          <w:sz w:val="24"/>
+          <w:szCs w:val="24"/>
+        </w:rPr>
+        <w:t xml:space="preserve"> heard many promises before.</w:t>
+      </w:r>
+    </w:p>
+    <w:p>
+      <w:pPr>
+        <w:spacing w:before="240" w:after="240"/>
+        <w:rPr>
+          <w:rFonts w:ascii="Calibri" w:eastAsia="Calibri" w:hAnsi="Calibri" w:cs="Calibri"/>
+          <w:sz w:val="24"/>
+          <w:szCs w:val="24"/>
+        </w:rPr>
+      </w:pPr>
+      <w:r>
+        <w:rPr>
+          <w:rFonts w:ascii="Calibri" w:eastAsia="Calibri" w:hAnsi="Calibri" w:cs="Calibri"/>
+          <w:sz w:val="24"/>
+          <w:szCs w:val="24"/>
+        </w:rPr>
+        <w:t xml:space="preserve">This points to a crucial design principle: </w:t>
+      </w:r>
+      <w:r>
+        <w:rPr>
+          <w:rFonts w:ascii="Calibri" w:eastAsia="Calibri" w:hAnsi="Calibri" w:cs="Calibri"/>
+          <w:b/>
+          <w:bCs/>
+          <w:sz w:val="24"/>
+          <w:szCs w:val="24"/>
+        </w:rPr>
+        <w:t xml:space="preserve">Article 6 should </w:t>
+      </w:r>
+      <w:proofErr w:type="spellStart"/>
+      <w:r>
+        <w:rPr>
+          <w:rFonts w:ascii="Calibri" w:eastAsia="Calibri" w:hAnsi="Calibri" w:cs="Calibri"/>
+          <w:b/>
+          <w:bCs/>
+          <w:sz w:val="24"/>
+          <w:szCs w:val="24"/>
+        </w:rPr>
+        <w:t>prioritise</w:t>
+      </w:r>
+      <w:proofErr w:type="spellEnd"/>
+      <w:r>
+        <w:rPr>
+          <w:rFonts w:ascii="Calibri" w:eastAsia="Calibri" w:hAnsi="Calibri" w:cs="Calibri"/>
+          <w:b/>
+          <w:bCs/>
+          <w:sz w:val="24"/>
+          <w:szCs w:val="24"/>
+        </w:rPr>
+        <w:t xml:space="preserve"> high-hanging fruit</w:t>
+      </w:r>
+      <w:r>
+        <w:rPr>
+          <w:rFonts w:ascii="Calibri" w:eastAsia="Calibri" w:hAnsi="Calibri" w:cs="Calibri"/>
+          <w:sz w:val="24"/>
+          <w:szCs w:val="24"/>
+        </w:rPr>
+        <w:t xml:space="preserve">. International finance should flow toward projects that are genuinely transformative, capital-intensive, and technologically challenging, rather than harvesting the cheapest mitigation options available. Direct air capture, industrial </w:t>
+      </w:r>
+      <w:proofErr w:type="spellStart"/>
+      <w:r>
+        <w:rPr>
+          <w:rFonts w:ascii="Calibri" w:eastAsia="Calibri" w:hAnsi="Calibri" w:cs="Calibri"/>
+          <w:sz w:val="24"/>
+          <w:szCs w:val="24"/>
+        </w:rPr>
+        <w:t>decarbonisation</w:t>
+      </w:r>
+      <w:proofErr w:type="spellEnd"/>
+      <w:r>
+        <w:rPr>
+          <w:rFonts w:ascii="Calibri" w:eastAsia="Calibri" w:hAnsi="Calibri" w:cs="Calibri"/>
+          <w:sz w:val="24"/>
+          <w:szCs w:val="24"/>
+        </w:rPr>
+        <w:t xml:space="preserve">, and durable removals are </w:t>
+      </w:r>
+      <w:r>
+        <w:rPr>
+          <w:rFonts w:ascii="Calibri" w:eastAsia="Calibri" w:hAnsi="Calibri" w:cs="Calibri"/>
+          <w:sz w:val="24"/>
+          <w:szCs w:val="24"/>
+        </w:rPr>
+        <w:lastRenderedPageBreak/>
+        <w:t>harder, slower, and more expensive but they are also less likely to crowd out domestic climate action. The voluntary carbon market should follow the same principle.</w:t>
+      </w:r>
+    </w:p>
+    <w:p>
+      <w:pPr>
+        <w:spacing w:before="240" w:after="240"/>
+        <w:rPr>
+          <w:rFonts w:ascii="Calibri" w:eastAsia="Calibri" w:hAnsi="Calibri" w:cs="Calibri"/>
+          <w:sz w:val="24"/>
+          <w:szCs w:val="24"/>
+        </w:rPr>
+      </w:pPr>
+      <w:r>
+        <w:rPr>
+          <w:rFonts w:ascii="Calibri" w:eastAsia="Calibri" w:hAnsi="Calibri" w:cs="Calibri"/>
+          <w:sz w:val="24"/>
+          <w:szCs w:val="24"/>
+        </w:rPr>
+        <w:t>Put simply, policymakers need to write better rules: ones that channel international finance toward additional, high-impact mitigation without turning climate cooperation into an esoteric accounting exercise.</w:t>
+      </w:r>
+    </w:p>
+    <w:p>
+      <w:pPr>
+        <w:pStyle w:val="Heading2"/>
+      </w:pPr>
+      <w:bookmarkStart w:id="2" w:name="_2nz1tk2houqt" w:colFirst="0" w:colLast="0"/>
+      <w:bookmarkEnd w:id="2"/>
+      <w:r>
+        <w:t xml:space="preserve">As the Climate Tzar, </w:t>
+      </w:r>
+      <w:proofErr w:type="gramStart"/>
+      <w:r>
+        <w:t>Here</w:t>
+      </w:r>
+      <w:proofErr w:type="gramEnd"/>
+      <w:r>
+        <w:t xml:space="preserve"> is What I Would Do to Fix the Market:</w:t>
+      </w:r>
+    </w:p>
+    <w:p>
+      <w:pPr>
+        <w:spacing w:before="240" w:after="240"/>
+        <w:rPr>
+          <w:rFonts w:ascii="Calibri" w:eastAsia="Calibri" w:hAnsi="Calibri" w:cs="Calibri"/>
+          <w:sz w:val="24"/>
+          <w:szCs w:val="24"/>
+        </w:rPr>
+      </w:pPr>
+      <w:r>
+        <w:rPr>
+          <w:rFonts w:ascii="Calibri" w:eastAsia="Calibri" w:hAnsi="Calibri" w:cs="Calibri"/>
+          <w:sz w:val="24"/>
+          <w:szCs w:val="24"/>
+        </w:rPr>
+        <w:t>The danger is not that the voluntary carbon market fails, but that it survives without credibility. A credible future for the VCM rests on four structural shifts.</w:t>
+      </w:r>
+    </w:p>
+    <w:p>
+      <w:pPr>
+        <w:spacing w:before="240" w:after="240"/>
+        <w:rPr>
+          <w:rFonts w:ascii="Calibri" w:eastAsia="Calibri" w:hAnsi="Calibri" w:cs="Calibri"/>
+          <w:sz w:val="24"/>
+          <w:szCs w:val="24"/>
+        </w:rPr>
+      </w:pPr>
+      <w:r>
+        <w:rPr>
+          <w:rFonts w:ascii="Calibri" w:eastAsia="Calibri" w:hAnsi="Calibri" w:cs="Calibri"/>
+          <w:b/>
+          <w:bCs/>
+          <w:sz w:val="24"/>
+          <w:szCs w:val="24"/>
+        </w:rPr>
+        <w:t>1. Link voluntary credits to compliance systems.</w:t>
+      </w:r>
+      <w:r>
+        <w:rPr>
+          <w:rFonts w:ascii="Calibri" w:eastAsia="Calibri" w:hAnsi="Calibri" w:cs="Calibri"/>
+          <w:b/>
+          <w:bCs/>
+          <w:sz w:val="24"/>
+          <w:szCs w:val="24"/>
+        </w:rPr>
+        <w:br/>
+      </w:r>
+      <w:r>
+        <w:rPr>
+          <w:rFonts w:ascii="Calibri" w:eastAsia="Calibri" w:hAnsi="Calibri" w:cs="Calibri"/>
+          <w:sz w:val="24"/>
+          <w:szCs w:val="24"/>
+        </w:rPr>
+        <w:t>High-integrity credits aligned with Article 6 and ITMO accounting should be eligible in limited, carefully designed ways, to interact with emissions trading systems. This brings oversight, liquidity, and comparability, while sharply reducing greenwashing risk.</w:t>
+      </w:r>
+    </w:p>
+    <w:p>
+      <w:pPr>
+        <w:spacing w:before="240" w:after="240"/>
+        <w:rPr>
+          <w:rFonts w:ascii="Calibri" w:eastAsia="Calibri" w:hAnsi="Calibri" w:cs="Calibri"/>
+          <w:sz w:val="24"/>
+          <w:szCs w:val="24"/>
+        </w:rPr>
+      </w:pPr>
+      <w:r>
+        <w:rPr>
+          <w:rFonts w:ascii="Calibri" w:eastAsia="Calibri" w:hAnsi="Calibri" w:cs="Calibri"/>
+          <w:b/>
+          <w:bCs/>
+          <w:sz w:val="24"/>
+          <w:szCs w:val="24"/>
+        </w:rPr>
+        <w:t xml:space="preserve">2. </w:t>
+      </w:r>
+      <w:proofErr w:type="spellStart"/>
+      <w:r>
+        <w:rPr>
+          <w:rFonts w:ascii="Calibri" w:eastAsia="Calibri" w:hAnsi="Calibri" w:cs="Calibri"/>
+          <w:b/>
+          <w:bCs/>
+          <w:sz w:val="24"/>
+          <w:szCs w:val="24"/>
+        </w:rPr>
+        <w:t>Standardise</w:t>
+      </w:r>
+      <w:proofErr w:type="spellEnd"/>
+      <w:r>
+        <w:rPr>
+          <w:rFonts w:ascii="Calibri" w:eastAsia="Calibri" w:hAnsi="Calibri" w:cs="Calibri"/>
+          <w:b/>
+          <w:bCs/>
+          <w:sz w:val="24"/>
+          <w:szCs w:val="24"/>
+        </w:rPr>
+        <w:t xml:space="preserve"> transparency and accounting.</w:t>
+      </w:r>
+      <w:r>
+        <w:rPr>
+          <w:rFonts w:ascii="Calibri" w:eastAsia="Calibri" w:hAnsi="Calibri" w:cs="Calibri"/>
+          <w:b/>
+          <w:bCs/>
+          <w:sz w:val="24"/>
+          <w:szCs w:val="24"/>
+        </w:rPr>
+        <w:br/>
+      </w:r>
+      <w:r>
+        <w:rPr>
+          <w:rFonts w:ascii="Calibri" w:eastAsia="Calibri" w:hAnsi="Calibri" w:cs="Calibri"/>
+          <w:sz w:val="24"/>
+          <w:szCs w:val="24"/>
+        </w:rPr>
+        <w:t xml:space="preserve">Public registries, </w:t>
+      </w:r>
+      <w:proofErr w:type="spellStart"/>
+      <w:r>
+        <w:rPr>
+          <w:rFonts w:ascii="Calibri" w:eastAsia="Calibri" w:hAnsi="Calibri" w:cs="Calibri"/>
+          <w:sz w:val="24"/>
+          <w:szCs w:val="24"/>
+        </w:rPr>
+        <w:t>harmonised</w:t>
+      </w:r>
+      <w:proofErr w:type="spellEnd"/>
+      <w:r>
+        <w:rPr>
+          <w:rFonts w:ascii="Calibri" w:eastAsia="Calibri" w:hAnsi="Calibri" w:cs="Calibri"/>
+          <w:sz w:val="24"/>
+          <w:szCs w:val="24"/>
+        </w:rPr>
+        <w:t xml:space="preserve"> methodologies, and audit-like disclosure should be non-negotiable. If a credit cannot survive scrutiny equivalent to financial reporting, it does not belong in a market that trades climate credibility.</w:t>
+      </w:r>
+    </w:p>
+    <w:p>
+      <w:pPr>
+        <w:spacing w:before="240" w:after="240"/>
+        <w:rPr>
+          <w:rFonts w:ascii="Calibri" w:eastAsia="Calibri" w:hAnsi="Calibri" w:cs="Calibri"/>
+          <w:sz w:val="24"/>
+          <w:szCs w:val="24"/>
+        </w:rPr>
+      </w:pPr>
+      <w:r>
+        <w:rPr>
+          <w:rFonts w:ascii="Calibri" w:eastAsia="Calibri" w:hAnsi="Calibri" w:cs="Calibri"/>
+          <w:b/>
+          <w:bCs/>
+          <w:sz w:val="24"/>
+          <w:szCs w:val="24"/>
+        </w:rPr>
+        <w:t>3. Move from private trust to public alignment.</w:t>
+      </w:r>
+      <w:r>
+        <w:rPr>
+          <w:rFonts w:ascii="Calibri" w:eastAsia="Calibri" w:hAnsi="Calibri" w:cs="Calibri"/>
+          <w:b/>
+          <w:bCs/>
+          <w:sz w:val="24"/>
+          <w:szCs w:val="24"/>
+        </w:rPr>
+        <w:br/>
+      </w:r>
+      <w:r>
+        <w:rPr>
+          <w:rFonts w:ascii="Calibri" w:eastAsia="Calibri" w:hAnsi="Calibri" w:cs="Calibri"/>
+          <w:sz w:val="24"/>
+          <w:szCs w:val="24"/>
+        </w:rPr>
+        <w:t>Global agreement at COP level is essential, but alignment matters more than complexity. Fewer rules, clearly enforced, beat elaborate frameworks no one can verify.</w:t>
+      </w:r>
+    </w:p>
+    <w:p>
+      <w:pPr>
+        <w:spacing w:before="240" w:after="240"/>
         <w:rPr>
           <w:rFonts w:ascii="Calibri" w:eastAsia="Calibri" w:hAnsi="Calibri" w:cs="Calibri"/>
           <w:b/>
@@ -2195,178 +2522,7 @@
           <w:sz w:val="34"/>
           <w:szCs w:val="34"/>
         </w:rPr>
-        <w:t>Fitting in Paris and Article 6</w:t>
-      </w:r>
-    </w:p>
-    <w:p>
-      <w:pPr>
-        <w:spacing w:before="240" w:after="240"/>
-        <w:rPr>
-          <w:rFonts w:ascii="Calibri" w:eastAsia="Calibri" w:hAnsi="Calibri" w:cs="Calibri"/>
-          <w:sz w:val="24"/>
-          <w:szCs w:val="24"/>
-        </w:rPr>
-      </w:pPr>
-      <w:r>
-        <w:rPr>
-          <w:rFonts w:ascii="Calibri" w:eastAsia="Calibri" w:hAnsi="Calibri" w:cs="Calibri"/>
-          <w:sz w:val="24"/>
-          <w:szCs w:val="24"/>
-        </w:rPr>
-        <w:t xml:space="preserve">But this solution comes with serious risks. Article 6 is being shaped through complex negotiations among policymakers far removed from on-the-ground project realities. The resulting rulebook is dense, technical, and increasingly abstract. As layers of classifications, sub-mechanisms, and accounting treatments accumulate, the system risks losing its most important anchor: the intuitive principle that </w:t>
-      </w:r>
-      <w:r>
-        <w:rPr>
-          <w:rFonts w:ascii="Calibri" w:eastAsia="Calibri" w:hAnsi="Calibri" w:cs="Calibri"/>
-          <w:i/>
-          <w:iCs/>
-          <w:sz w:val="24"/>
-          <w:szCs w:val="24"/>
-        </w:rPr>
-        <w:t xml:space="preserve">one </w:t>
-      </w:r>
-      <w:proofErr w:type="spellStart"/>
-      <w:r>
-        <w:rPr>
-          <w:rFonts w:ascii="Calibri" w:eastAsia="Calibri" w:hAnsi="Calibri" w:cs="Calibri"/>
-          <w:i/>
-          <w:iCs/>
-          <w:sz w:val="24"/>
-          <w:szCs w:val="24"/>
-        </w:rPr>
-        <w:t>tonne</w:t>
-      </w:r>
-      <w:proofErr w:type="spellEnd"/>
-      <w:r>
-        <w:rPr>
-          <w:rFonts w:ascii="Calibri" w:eastAsia="Calibri" w:hAnsi="Calibri" w:cs="Calibri"/>
-          <w:i/>
-          <w:iCs/>
-          <w:sz w:val="24"/>
-          <w:szCs w:val="24"/>
-        </w:rPr>
-        <w:t xml:space="preserve"> of carbon reduced should equal one </w:t>
-      </w:r>
-      <w:proofErr w:type="spellStart"/>
-      <w:r>
-        <w:rPr>
-          <w:rFonts w:ascii="Calibri" w:eastAsia="Calibri" w:hAnsi="Calibri" w:cs="Calibri"/>
-          <w:i/>
-          <w:iCs/>
-          <w:sz w:val="24"/>
-          <w:szCs w:val="24"/>
-        </w:rPr>
-        <w:t>tonne</w:t>
-      </w:r>
-      <w:proofErr w:type="spellEnd"/>
-      <w:r>
-        <w:rPr>
-          <w:rFonts w:ascii="Calibri" w:eastAsia="Calibri" w:hAnsi="Calibri" w:cs="Calibri"/>
-          <w:i/>
-          <w:iCs/>
-          <w:sz w:val="24"/>
-          <w:szCs w:val="24"/>
-        </w:rPr>
-        <w:t xml:space="preserve"> claimed</w:t>
-      </w:r>
-      <w:r>
-        <w:rPr>
-          <w:rFonts w:ascii="Calibri" w:eastAsia="Calibri" w:hAnsi="Calibri" w:cs="Calibri"/>
-          <w:sz w:val="24"/>
-          <w:szCs w:val="24"/>
-        </w:rPr>
-        <w:t>. When markets debate ever finer distinctions, credibility does not necessarily increase, it becomes harder to audit. Sorry Gambia you cannot trade your ITMO class C type 113 A to Chile because rule 113 clause 12.77 says so.</w:t>
-      </w:r>
-    </w:p>
-    <w:p>
-      <w:pPr>
-        <w:spacing w:before="240" w:after="240"/>
-        <w:rPr>
-          <w:rFonts w:ascii="Calibri" w:eastAsia="Calibri" w:hAnsi="Calibri" w:cs="Calibri"/>
-          <w:sz w:val="24"/>
-          <w:szCs w:val="24"/>
-        </w:rPr>
-      </w:pPr>
-      <w:r>
-        <w:rPr>
-          <w:rFonts w:ascii="Calibri" w:eastAsia="Calibri" w:hAnsi="Calibri" w:cs="Calibri"/>
-          <w:sz w:val="24"/>
-          <w:szCs w:val="24"/>
-        </w:rPr>
-        <w:t xml:space="preserve">There is also a deeper equity concern. Most credit-generating projects </w:t>
-      </w:r>
-      <w:proofErr w:type="gramStart"/>
-      <w:r>
-        <w:rPr>
-          <w:rFonts w:ascii="Calibri" w:eastAsia="Calibri" w:hAnsi="Calibri" w:cs="Calibri"/>
-          <w:sz w:val="24"/>
-          <w:szCs w:val="24"/>
-        </w:rPr>
-        <w:t>are located in</w:t>
-      </w:r>
-      <w:proofErr w:type="gramEnd"/>
-      <w:r>
-        <w:rPr>
-          <w:rFonts w:ascii="Calibri" w:eastAsia="Calibri" w:hAnsi="Calibri" w:cs="Calibri"/>
-          <w:sz w:val="24"/>
-          <w:szCs w:val="24"/>
-        </w:rPr>
-        <w:t xml:space="preserve"> low- and middle-income countries. If their lowest-cost mitigation opportunities are absorbed into international transfers (whether into the VCM or compliance markets) to help wealthier countries meet targets, those countries risk being left with fewer and more expensive options for their own </w:t>
-      </w:r>
-      <w:proofErr w:type="spellStart"/>
-      <w:r>
-        <w:rPr>
-          <w:rFonts w:ascii="Calibri" w:eastAsia="Calibri" w:hAnsi="Calibri" w:cs="Calibri"/>
-          <w:sz w:val="24"/>
-          <w:szCs w:val="24"/>
-        </w:rPr>
-        <w:t>decarbonisation</w:t>
-      </w:r>
-      <w:proofErr w:type="spellEnd"/>
-      <w:r>
-        <w:rPr>
-          <w:rFonts w:ascii="Calibri" w:eastAsia="Calibri" w:hAnsi="Calibri" w:cs="Calibri"/>
-          <w:sz w:val="24"/>
-          <w:szCs w:val="24"/>
-        </w:rPr>
-        <w:t>. The global community does not have a strong track record of ensuring that such trade-offs serve the long-term interests of developing economies; Africa</w:t>
-      </w:r>
-      <w:proofErr w:type="gramStart"/>
-      <w:r>
-        <w:rPr>
-          <w:rFonts w:ascii="Calibri" w:eastAsia="Calibri" w:hAnsi="Calibri" w:cs="Calibri"/>
-          <w:sz w:val="24"/>
-          <w:szCs w:val="24"/>
-        </w:rPr>
-        <w:t>, in particular, has</w:t>
-      </w:r>
-      <w:proofErr w:type="gramEnd"/>
-      <w:r>
-        <w:rPr>
-          <w:rFonts w:ascii="Calibri" w:eastAsia="Calibri" w:hAnsi="Calibri" w:cs="Calibri"/>
-          <w:sz w:val="24"/>
-          <w:szCs w:val="24"/>
-        </w:rPr>
-        <w:t xml:space="preserve"> heard many promises before.</w:t>
-      </w:r>
-    </w:p>
-    <w:p>
-      <w:pPr>
-        <w:spacing w:before="240" w:after="240"/>
-        <w:rPr>
-          <w:rFonts w:ascii="Calibri" w:eastAsia="Calibri" w:hAnsi="Calibri" w:cs="Calibri"/>
-          <w:sz w:val="24"/>
-          <w:szCs w:val="24"/>
-        </w:rPr>
-      </w:pPr>
-      <w:r>
-        <w:rPr>
-          <w:rFonts w:ascii="Calibri" w:eastAsia="Calibri" w:hAnsi="Calibri" w:cs="Calibri"/>
-          <w:sz w:val="24"/>
-          <w:szCs w:val="24"/>
-        </w:rPr>
-        <w:t xml:space="preserve">This points to a crucial design principle: </w:t>
-      </w:r>
+      </w:pPr>
       <w:r>
         <w:rPr>
           <w:rFonts w:ascii="Calibri" w:eastAsia="Calibri" w:hAnsi="Calibri" w:cs="Calibri"/>
@@ -2375,9 +2531,8 @@
           <w:sz w:val="24"/>
           <w:szCs w:val="24"/>
         </w:rPr>
-        <w:t xml:space="preserve">Article 6 should </w:t>
-      </w:r>
-      <w:proofErr w:type="spellStart"/>
+        <w:t>4. Show national leadership.</w:t>
+      </w:r>
       <w:r>
         <w:rPr>
           <w:rFonts w:ascii="Calibri" w:eastAsia="Calibri" w:hAnsi="Calibri" w:cs="Calibri"/>
@@ -2386,79 +2541,56 @@
           <w:sz w:val="24"/>
           <w:szCs w:val="24"/>
         </w:rPr>
-        <w:t>prioritise</w:t>
+        <w:br/>
+      </w:r>
+      <w:r>
+        <w:rPr>
+          <w:rFonts w:ascii="Calibri" w:eastAsia="Calibri" w:hAnsi="Calibri" w:cs="Calibri"/>
+          <w:sz w:val="24"/>
+          <w:szCs w:val="24"/>
+        </w:rPr>
+        <w:t xml:space="preserve">Countries can move faster than international negotiations. Domestic standards, bilateral agreements, and clear rules for voluntary credit use don’t require perfection but pragmatism. </w:t>
+      </w:r>
+    </w:p>
+    <w:p>
+      <w:pPr>
+        <w:spacing w:before="240" w:after="240"/>
+        <w:rPr>
+          <w:rFonts w:ascii="Calibri" w:eastAsia="Calibri" w:hAnsi="Calibri" w:cs="Calibri"/>
+          <w:sz w:val="24"/>
+          <w:szCs w:val="24"/>
+        </w:rPr>
+      </w:pPr>
+      <w:r>
+        <w:rPr>
+          <w:rFonts w:ascii="Calibri" w:eastAsia="Calibri" w:hAnsi="Calibri" w:cs="Calibri"/>
+          <w:sz w:val="24"/>
+          <w:szCs w:val="24"/>
+        </w:rPr>
+        <w:t xml:space="preserve">The voluntary carbon market stands at a crossroads. If not cleaned up, it becomes a distraction; a way to delay real </w:t>
+      </w:r>
+      <w:proofErr w:type="spellStart"/>
+      <w:r>
+        <w:rPr>
+          <w:rFonts w:ascii="Calibri" w:eastAsia="Calibri" w:hAnsi="Calibri" w:cs="Calibri"/>
+          <w:sz w:val="24"/>
+          <w:szCs w:val="24"/>
+        </w:rPr>
+        <w:t>decarbonisation</w:t>
       </w:r>
       <w:proofErr w:type="spellEnd"/>
       <w:r>
         <w:rPr>
           <w:rFonts w:ascii="Calibri" w:eastAsia="Calibri" w:hAnsi="Calibri" w:cs="Calibri"/>
-          <w:b/>
-          <w:bCs/>
-          <w:sz w:val="24"/>
-          <w:szCs w:val="24"/>
-        </w:rPr>
-        <w:t xml:space="preserve"> high-hanging fruit</w:t>
-      </w:r>
-      <w:r>
-        <w:rPr>
-          <w:rFonts w:ascii="Calibri" w:eastAsia="Calibri" w:hAnsi="Calibri" w:cs="Calibri"/>
-          <w:sz w:val="24"/>
-          <w:szCs w:val="24"/>
-        </w:rPr>
-        <w:t xml:space="preserve">. International finance should flow toward projects that are genuinely transformative, capital-intensive, and technologically challenging, rather than harvesting the cheapest mitigation options available. Direct air capture, industrial </w:t>
-      </w:r>
-      <w:proofErr w:type="spellStart"/>
-      <w:r>
-        <w:rPr>
-          <w:rFonts w:ascii="Calibri" w:eastAsia="Calibri" w:hAnsi="Calibri" w:cs="Calibri"/>
-          <w:sz w:val="24"/>
-          <w:szCs w:val="24"/>
-        </w:rPr>
-        <w:t>decarbonisation</w:t>
-      </w:r>
-      <w:proofErr w:type="spellEnd"/>
-      <w:r>
-        <w:rPr>
-          <w:rFonts w:ascii="Calibri" w:eastAsia="Calibri" w:hAnsi="Calibri" w:cs="Calibri"/>
-          <w:sz w:val="24"/>
-          <w:szCs w:val="24"/>
-        </w:rPr>
-        <w:t xml:space="preserve">, and durable removals are </w:t>
-      </w:r>
-      <w:r>
-        <w:rPr>
-          <w:rFonts w:ascii="Calibri" w:eastAsia="Calibri" w:hAnsi="Calibri" w:cs="Calibri"/>
-          <w:sz w:val="24"/>
-          <w:szCs w:val="24"/>
-        </w:rPr>
-        <w:lastRenderedPageBreak/>
-        <w:t>harder, slower, and more expensive but they are also less likely to crowd out domestic climate action. The voluntary carbon market should follow the same principle.</w:t>
+          <w:sz w:val="24"/>
+          <w:szCs w:val="24"/>
+        </w:rPr>
+        <w:t xml:space="preserve"> while claiming progress on paper. Done well, it can channel capital to real mitigation and removals, accelerate innovation, and complement regulated climate policy where regulation still falls short.</w:t>
       </w:r>
     </w:p>
     <w:p>
       <w:pPr>
         <w:spacing w:before="240" w:after="240"/>
-        <w:rPr>
-          <w:rFonts w:ascii="Calibri" w:eastAsia="Calibri" w:hAnsi="Calibri" w:cs="Calibri"/>
-          <w:sz w:val="24"/>
-          <w:szCs w:val="24"/>
-        </w:rPr>
-      </w:pPr>
-      <w:r>
-        <w:rPr>
-          <w:rFonts w:ascii="Calibri" w:eastAsia="Calibri" w:hAnsi="Calibri" w:cs="Calibri"/>
-          <w:sz w:val="24"/>
-          <w:szCs w:val="24"/>
-        </w:rPr>
-        <w:t>Put simply, policymakers need to write better rules: ones that channel international finance toward additional, high-impact mitigation without turning climate cooperation into an esoteric accounting exercise.</w:t>
-      </w:r>
-    </w:p>
-    <w:p>
-      <w:pPr>
-        <w:pStyle w:val="Heading2"/>
-        <w:keepNext w:val="0"/>
-        <w:keepLines w:val="0"/>
-        <w:spacing w:after="80"/>
         <w:rPr>
           <w:rFonts w:ascii="Calibri" w:eastAsia="Calibri" w:hAnsi="Calibri" w:cs="Calibri"/>
           <w:b/>
@@ -2467,293 +2599,21 @@
           <w:szCs w:val="34"/>
         </w:rPr>
       </w:pPr>
-      <w:bookmarkStart w:id="2" w:name="_2nz1tk2houqt" w:colFirst="0" w:colLast="0"/>
-      <w:bookmarkEnd w:id="2"/>
       <w:r>
         <w:rPr>
           <w:rFonts w:ascii="Calibri" w:eastAsia="Calibri" w:hAnsi="Calibri" w:cs="Calibri"/>
           <w:b/>
           <w:bCs/>
-          <w:sz w:val="34"/>
-          <w:szCs w:val="34"/>
-        </w:rPr>
-        <w:t xml:space="preserve">As the Climate Tzar, </w:t>
-      </w:r>
-      <w:proofErr w:type="gramStart"/>
+          <w:sz w:val="24"/>
+          <w:szCs w:val="24"/>
+        </w:rPr>
+        <w:t>Footnotes</w:t>
+      </w:r>
       <w:r>
         <w:rPr>
           <w:rFonts w:ascii="Calibri" w:eastAsia="Calibri" w:hAnsi="Calibri" w:cs="Calibri"/>
           <w:b/>
           <w:bCs/>
-          <w:sz w:val="34"/>
-          <w:szCs w:val="34"/>
-        </w:rPr>
-        <w:t>Here</w:t>
-      </w:r>
-      <w:proofErr w:type="gramEnd"/>
-      <w:r>
-        <w:rPr>
-          <w:rFonts w:ascii="Calibri" w:eastAsia="Calibri" w:hAnsi="Calibri" w:cs="Calibri"/>
-          <w:b/>
-          <w:bCs/>
-          <w:sz w:val="34"/>
-          <w:szCs w:val="34"/>
-        </w:rPr>
-        <w:t xml:space="preserve"> is What I Would Do to Fix the Market:</w:t>
-      </w:r>
-    </w:p>
-    <w:p>
-      <w:pPr>
-        <w:spacing w:before="240" w:after="240"/>
-        <w:rPr>
-          <w:rFonts w:ascii="Calibri" w:eastAsia="Calibri" w:hAnsi="Calibri" w:cs="Calibri"/>
-          <w:sz w:val="24"/>
-          <w:szCs w:val="24"/>
-        </w:rPr>
-      </w:pPr>
-      <w:r>
-        <w:rPr>
-          <w:rFonts w:ascii="Calibri" w:eastAsia="Calibri" w:hAnsi="Calibri" w:cs="Calibri"/>
-          <w:sz w:val="24"/>
-          <w:szCs w:val="24"/>
-        </w:rPr>
-        <w:t>The danger is not that the voluntary carbon market fails, but that it survives without credibility. A credible future for the VCM rests on four structural shifts.</w:t>
-      </w:r>
-    </w:p>
-    <w:p>
-      <w:pPr>
-        <w:spacing w:before="240" w:after="240"/>
-        <w:rPr>
-          <w:rFonts w:ascii="Calibri" w:eastAsia="Calibri" w:hAnsi="Calibri" w:cs="Calibri"/>
-          <w:sz w:val="24"/>
-          <w:szCs w:val="24"/>
-        </w:rPr>
-      </w:pPr>
-      <w:r>
-        <w:rPr>
-          <w:rFonts w:ascii="Calibri" w:eastAsia="Calibri" w:hAnsi="Calibri" w:cs="Calibri"/>
-          <w:b/>
-          <w:bCs/>
-          <w:sz w:val="24"/>
-          <w:szCs w:val="24"/>
-        </w:rPr>
-        <w:t>1. Link voluntary credits to compliance systems.</w:t>
-      </w:r>
-      <w:r>
-        <w:rPr>
-          <w:rFonts w:ascii="Calibri" w:eastAsia="Calibri" w:hAnsi="Calibri" w:cs="Calibri"/>
-          <w:b/>
-          <w:bCs/>
-          <w:sz w:val="24"/>
-          <w:szCs w:val="24"/>
-        </w:rPr>
-        <w:br/>
-      </w:r>
-      <w:r>
-        <w:rPr>
-          <w:rFonts w:ascii="Calibri" w:eastAsia="Calibri" w:hAnsi="Calibri" w:cs="Calibri"/>
-          <w:sz w:val="24"/>
-          <w:szCs w:val="24"/>
-        </w:rPr>
-        <w:t>High-integrity credits aligned with Article 6 and ITMO accounting should be eligible in limited, carefully designed ways, to interact with emissions trading systems. This brings oversight, liquidity, and comparability, while sharply reducing greenwashing risk.</w:t>
-      </w:r>
-    </w:p>
-    <w:p>
-      <w:pPr>
-        <w:spacing w:before="240" w:after="240"/>
-        <w:rPr>
-          <w:rFonts w:ascii="Calibri" w:eastAsia="Calibri" w:hAnsi="Calibri" w:cs="Calibri"/>
-          <w:sz w:val="24"/>
-          <w:szCs w:val="24"/>
-        </w:rPr>
-      </w:pPr>
-      <w:r>
-        <w:rPr>
-          <w:rFonts w:ascii="Calibri" w:eastAsia="Calibri" w:hAnsi="Calibri" w:cs="Calibri"/>
-          <w:b/>
-          <w:bCs/>
-          <w:sz w:val="24"/>
-          <w:szCs w:val="24"/>
-        </w:rPr>
-        <w:t xml:space="preserve">2. </w:t>
-      </w:r>
-      <w:proofErr w:type="spellStart"/>
-      <w:r>
-        <w:rPr>
-          <w:rFonts w:ascii="Calibri" w:eastAsia="Calibri" w:hAnsi="Calibri" w:cs="Calibri"/>
-          <w:b/>
-          <w:bCs/>
-          <w:sz w:val="24"/>
-          <w:szCs w:val="24"/>
-        </w:rPr>
-        <w:t>Standardise</w:t>
-      </w:r>
-      <w:proofErr w:type="spellEnd"/>
-      <w:r>
-        <w:rPr>
-          <w:rFonts w:ascii="Calibri" w:eastAsia="Calibri" w:hAnsi="Calibri" w:cs="Calibri"/>
-          <w:b/>
-          <w:bCs/>
-          <w:sz w:val="24"/>
-          <w:szCs w:val="24"/>
-        </w:rPr>
-        <w:t xml:space="preserve"> transparency and accounting.</w:t>
-      </w:r>
-      <w:r>
-        <w:rPr>
-          <w:rFonts w:ascii="Calibri" w:eastAsia="Calibri" w:hAnsi="Calibri" w:cs="Calibri"/>
-          <w:b/>
-          <w:bCs/>
-          <w:sz w:val="24"/>
-          <w:szCs w:val="24"/>
-        </w:rPr>
-        <w:br/>
-      </w:r>
-      <w:r>
-        <w:rPr>
-          <w:rFonts w:ascii="Calibri" w:eastAsia="Calibri" w:hAnsi="Calibri" w:cs="Calibri"/>
-          <w:sz w:val="24"/>
-          <w:szCs w:val="24"/>
-        </w:rPr>
-        <w:t xml:space="preserve">Public registries, </w:t>
-      </w:r>
-      <w:proofErr w:type="spellStart"/>
-      <w:r>
-        <w:rPr>
-          <w:rFonts w:ascii="Calibri" w:eastAsia="Calibri" w:hAnsi="Calibri" w:cs="Calibri"/>
-          <w:sz w:val="24"/>
-          <w:szCs w:val="24"/>
-        </w:rPr>
-        <w:t>harmonised</w:t>
-      </w:r>
-      <w:proofErr w:type="spellEnd"/>
-      <w:r>
-        <w:rPr>
-          <w:rFonts w:ascii="Calibri" w:eastAsia="Calibri" w:hAnsi="Calibri" w:cs="Calibri"/>
-          <w:sz w:val="24"/>
-          <w:szCs w:val="24"/>
-        </w:rPr>
-        <w:t xml:space="preserve"> methodologies, and audit-like disclosure should be non-negotiable. If a credit cannot survive scrutiny equivalent to financial reporting, it does not belong in a market that trades climate credibility.</w:t>
-      </w:r>
-    </w:p>
-    <w:p>
-      <w:pPr>
-        <w:spacing w:before="240" w:after="240"/>
-        <w:rPr>
-          <w:rFonts w:ascii="Calibri" w:eastAsia="Calibri" w:hAnsi="Calibri" w:cs="Calibri"/>
-          <w:sz w:val="24"/>
-          <w:szCs w:val="24"/>
-        </w:rPr>
-      </w:pPr>
-      <w:r>
-        <w:rPr>
-          <w:rFonts w:ascii="Calibri" w:eastAsia="Calibri" w:hAnsi="Calibri" w:cs="Calibri"/>
-          <w:b/>
-          <w:bCs/>
-          <w:sz w:val="24"/>
-          <w:szCs w:val="24"/>
-        </w:rPr>
-        <w:t>3. Move from private trust to public alignment.</w:t>
-      </w:r>
-      <w:r>
-        <w:rPr>
-          <w:rFonts w:ascii="Calibri" w:eastAsia="Calibri" w:hAnsi="Calibri" w:cs="Calibri"/>
-          <w:b/>
-          <w:bCs/>
-          <w:sz w:val="24"/>
-          <w:szCs w:val="24"/>
-        </w:rPr>
-        <w:br/>
-      </w:r>
-      <w:r>
-        <w:rPr>
-          <w:rFonts w:ascii="Calibri" w:eastAsia="Calibri" w:hAnsi="Calibri" w:cs="Calibri"/>
-          <w:sz w:val="24"/>
-          <w:szCs w:val="24"/>
-        </w:rPr>
-        <w:t>Global agreement at COP level is essential, but alignment matters more than complexity. Fewer rules, clearly enforced, beat elaborate frameworks no one can verify.</w:t>
-      </w:r>
-    </w:p>
-    <w:p>
-      <w:pPr>
-        <w:spacing w:before="240" w:after="240"/>
-        <w:rPr>
-          <w:rFonts w:ascii="Calibri" w:eastAsia="Calibri" w:hAnsi="Calibri" w:cs="Calibri"/>
-          <w:b/>
-          <w:bCs/>
-          <w:sz w:val="34"/>
-          <w:szCs w:val="34"/>
-        </w:rPr>
-      </w:pPr>
-      <w:r>
-        <w:rPr>
-          <w:rFonts w:ascii="Calibri" w:eastAsia="Calibri" w:hAnsi="Calibri" w:cs="Calibri"/>
-          <w:b/>
-          <w:bCs/>
-          <w:sz w:val="24"/>
-          <w:szCs w:val="24"/>
-        </w:rPr>
-        <w:t>4. Show national leadership.</w:t>
-      </w:r>
-      <w:r>
-        <w:rPr>
-          <w:rFonts w:ascii="Calibri" w:eastAsia="Calibri" w:hAnsi="Calibri" w:cs="Calibri"/>
-          <w:b/>
-          <w:bCs/>
-          <w:sz w:val="24"/>
-          <w:szCs w:val="24"/>
-        </w:rPr>
-        <w:br/>
-      </w:r>
-      <w:r>
-        <w:rPr>
-          <w:rFonts w:ascii="Calibri" w:eastAsia="Calibri" w:hAnsi="Calibri" w:cs="Calibri"/>
-          <w:sz w:val="24"/>
-          <w:szCs w:val="24"/>
-        </w:rPr>
-        <w:t xml:space="preserve">Countries can move faster than international negotiations. Domestic standards, bilateral agreements, and clear rules for voluntary credit use don’t require perfection but pragmatism. </w:t>
-      </w:r>
-    </w:p>
-    <w:p>
-      <w:pPr>
-        <w:spacing w:before="240" w:after="240"/>
-        <w:rPr>
-          <w:rFonts w:ascii="Calibri" w:eastAsia="Calibri" w:hAnsi="Calibri" w:cs="Calibri"/>
-          <w:b/>
-          <w:bCs/>
-          <w:sz w:val="34"/>
-          <w:szCs w:val="34"/>
-        </w:rPr>
-      </w:pPr>
-      <w:r>
-        <w:rPr>
-          <w:rFonts w:ascii="Calibri" w:eastAsia="Calibri" w:hAnsi="Calibri" w:cs="Calibri"/>
-          <w:sz w:val="24"/>
-          <w:szCs w:val="24"/>
-        </w:rPr>
-        <w:t xml:space="preserve">The voluntary carbon market stands at a crossroads. If not cleaned up, it becomes a distraction; a way to delay real </w:t>
-      </w:r>
-      <w:proofErr w:type="spellStart"/>
-      <w:r>
-        <w:rPr>
-          <w:rFonts w:ascii="Calibri" w:eastAsia="Calibri" w:hAnsi="Calibri" w:cs="Calibri"/>
-          <w:sz w:val="24"/>
-          <w:szCs w:val="24"/>
-        </w:rPr>
-        <w:t>decarbonisation</w:t>
-      </w:r>
-      <w:proofErr w:type="spellEnd"/>
-      <w:r>
-        <w:rPr>
-          <w:rFonts w:ascii="Calibri" w:eastAsia="Calibri" w:hAnsi="Calibri" w:cs="Calibri"/>
-          <w:sz w:val="24"/>
-          <w:szCs w:val="24"/>
-        </w:rPr>
-        <w:t xml:space="preserve"> while claiming progress on paper. Done well, it can channel capital to real mitigation and removals, accelerate innovation, and complement regulated climate policy where regulation still falls short.</w:t>
-      </w:r>
-      <w:r>
-        <w:rPr>
-          <w:rFonts w:ascii="Calibri" w:eastAsia="Calibri" w:hAnsi="Calibri" w:cs="Calibri"/>
           <w:sz w:val="24"/>
           <w:szCs w:val="24"/>
         </w:rPr>

--- a/assets/A Short History of the Voluntary Carbon Market.docx
+++ b/assets/A Short History of the Voluntary Carbon Market.docx
@@ -1155,13 +1155,11 @@
       <w:r>
         <w:t xml:space="preserve">A Global Market Forecast </w:t>
       </w:r>
-      <w:proofErr w:type="gramStart"/>
-      <w:r>
-        <w:t>To</w:t>
-      </w:r>
-      <w:proofErr w:type="gramEnd"/>
-      <w:r>
-        <w:t xml:space="preserve"> Be Worth USD 24 bn by 2030</w:t>
+      <w:r>
+        <w:t>t</w:t>
+      </w:r>
+      <w:r>
+        <w:t>o Be Worth USD 24 bn by 2030</w:t>
       </w:r>
       <w:r>
         <w:rPr>
@@ -1194,7 +1192,7 @@
           <w:ilvl w:val="0"/>
           <w:numId w:val="1"/>
         </w:numPr>
-        <w:spacing w:line="278" w:lineRule="auto"/>
+        <w:spacing w:after="240" w:line="278" w:lineRule="auto"/>
         <w:rPr>
           <w:rFonts w:ascii="Noto Sans Symbols" w:eastAsia="Noto Sans Symbols" w:hAnsi="Noto Sans Symbols" w:cs="Noto Sans Symbols"/>
           <w:sz w:val="24"/>
@@ -1226,7 +1224,7 @@
           <w:ilvl w:val="0"/>
           <w:numId w:val="1"/>
         </w:numPr>
-        <w:spacing w:line="278" w:lineRule="auto"/>
+        <w:spacing w:after="240" w:line="278" w:lineRule="auto"/>
         <w:rPr>
           <w:rFonts w:ascii="Noto Sans Symbols" w:eastAsia="Noto Sans Symbols" w:hAnsi="Noto Sans Symbols" w:cs="Noto Sans Symbols"/>
           <w:sz w:val="24"/>
@@ -1248,7 +1246,7 @@
           <w:ilvl w:val="0"/>
           <w:numId w:val="1"/>
         </w:numPr>
-        <w:spacing w:after="160" w:line="278" w:lineRule="auto"/>
+        <w:spacing w:after="240" w:line="278" w:lineRule="auto"/>
         <w:rPr>
           <w:rFonts w:ascii="Noto Sans Symbols" w:eastAsia="Noto Sans Symbols" w:hAnsi="Noto Sans Symbols" w:cs="Noto Sans Symbols"/>
           <w:sz w:val="24"/>
@@ -1413,7 +1411,16 @@
           <w:sz w:val="24"/>
           <w:szCs w:val="24"/>
         </w:rPr>
-        <w:t>I’m sorry to say, but the VCM has been cheating on us for years. We have been gaslit into believing that our flights are carbon neutral, that a marketing company in California is somehow doing the right thing for the planet, and that buying an offset meaningfully cancels out the emissions we cause. In many cases, this simply is not true.</w:t>
+        <w:t xml:space="preserve">I’m sorry to say, but the VCM has been cheating on us for years. We have been gaslit into believing that our flights are carbon neutral, that a marketing company in California is somehow </w:t>
+      </w:r>
+      <w:r>
+        <w:rPr>
+          <w:rFonts w:ascii="Calibri" w:eastAsia="Calibri" w:hAnsi="Calibri" w:cs="Calibri"/>
+          <w:sz w:val="24"/>
+          <w:szCs w:val="24"/>
+        </w:rPr>
+        <w:lastRenderedPageBreak/>
+        <w:t>doing the right thing for the planet, and that buying an offset meaningfully cancels out the emissions we cause. In many cases, this simply is not true.</w:t>
       </w:r>
     </w:p>
     <w:p>
@@ -1438,7 +1445,6 @@
           <w:sz w:val="24"/>
           <w:szCs w:val="24"/>
         </w:rPr>
-        <w:lastRenderedPageBreak/>
         <w:t xml:space="preserve">Whether the VCM functions effectively hinges on one central idea: </w:t>
       </w:r>
       <w:r>
@@ -1629,7 +1635,16 @@
           <w:sz w:val="24"/>
           <w:szCs w:val="24"/>
         </w:rPr>
-        <w:t>Additionality works in much the same way. Some projects clearly would have happened without carbon credit finance — they are fully non-additional. Others would not have happened at all without it — clearly additional. But many projects sit uncomfortably in between. They may be commercially marginal: viable only if they receive a small financial push. Carbon credit revenue provides that push, tipping the project over the line.</w:t>
+        <w:t xml:space="preserve">Additionality works in much the same way. Some projects clearly would have happened without carbon credit finance — they are fully non-additional. Others would not have happened at all without it — clearly additional. But many projects sit uncomfortably in </w:t>
+      </w:r>
+      <w:r>
+        <w:rPr>
+          <w:rFonts w:ascii="Calibri" w:eastAsia="Calibri" w:hAnsi="Calibri" w:cs="Calibri"/>
+          <w:sz w:val="24"/>
+          <w:szCs w:val="24"/>
+        </w:rPr>
+        <w:lastRenderedPageBreak/>
+        <w:t>between. They may be commercially marginal: viable only if they receive a small financial push. Carbon credit revenue provides that push, tipping the project over the line.</w:t>
       </w:r>
     </w:p>
     <w:p>
@@ -1647,7 +1662,6 @@
           <w:sz w:val="24"/>
           <w:szCs w:val="24"/>
         </w:rPr>
-        <w:lastRenderedPageBreak/>
         <w:t xml:space="preserve">The problem is what happens next. Once the project goes ahead, it often claims credits for the entire volume of emissions reductions, even though only a fraction of the project depended on offset finance in the first place. </w:t>
       </w:r>
       <w:proofErr w:type="gramStart"/>
@@ -1757,7 +1771,7 @@
           <w:ilvl w:val="0"/>
           <w:numId w:val="2"/>
         </w:numPr>
-        <w:spacing w:before="240"/>
+        <w:spacing w:before="240" w:after="240"/>
         <w:rPr>
           <w:rFonts w:ascii="Calibri" w:eastAsia="Calibri" w:hAnsi="Calibri" w:cs="Calibri"/>
           <w:sz w:val="24"/>
@@ -1781,37 +1795,6 @@
           <w:szCs w:val="24"/>
         </w:rPr>
         <w:t xml:space="preserve"> New governance bodies have emerged to impose minimum quality thresholds. The Integrity Council for the Voluntary Carbon Market has introduced Core Carbon Principles aimed at filtering out low-integrity credits, while the Voluntary Carbon Market Integrity Initiative provides guidance on how companies can use offsets without misleading claims.</w:t>
-      </w:r>
-    </w:p>
-    <w:p>
-      <w:pPr>
-        <w:numPr>
-          <w:ilvl w:val="0"/>
-          <w:numId w:val="2"/>
-        </w:numPr>
-        <w:rPr>
-          <w:rFonts w:ascii="Calibri" w:eastAsia="Calibri" w:hAnsi="Calibri" w:cs="Calibri"/>
-          <w:sz w:val="24"/>
-          <w:szCs w:val="24"/>
-        </w:rPr>
-      </w:pPr>
-      <w:r>
-        <w:rPr>
-          <w:rFonts w:ascii="Calibri" w:eastAsia="Calibri" w:hAnsi="Calibri" w:cs="Calibri"/>
-          <w:b/>
-          <w:bCs/>
-          <w:sz w:val="24"/>
-          <w:szCs w:val="24"/>
-        </w:rPr>
-        <w:t>A shift toward removals.</w:t>
-      </w:r>
-      <w:r>
-        <w:rPr>
-          <w:rFonts w:ascii="Calibri" w:eastAsia="Calibri" w:hAnsi="Calibri" w:cs="Calibri"/>
-          <w:sz w:val="24"/>
-          <w:szCs w:val="24"/>
-        </w:rPr>
-        <w:t xml:space="preserve"> While nature-based projects still dominate the market, demand is increasingly moving toward permanent carbon removals such as direct air capture, BECCS, and biochar. These options are expensive and technically challenging, but they are fundamentally better than avoidance.</w:t>
       </w:r>
     </w:p>
     <w:p>
@@ -1835,52 +1818,30 @@
           <w:sz w:val="24"/>
           <w:szCs w:val="24"/>
         </w:rPr>
-        <w:t>Greater corporate discipline.</w:t>
-      </w:r>
-      <w:r>
-        <w:rPr>
-          <w:rFonts w:ascii="Calibri" w:eastAsia="Calibri" w:hAnsi="Calibri" w:cs="Calibri"/>
-          <w:sz w:val="24"/>
-          <w:szCs w:val="24"/>
-        </w:rPr>
-        <w:t xml:space="preserve"> Some leading buyers are moving away from volume-based offsetting and toward smaller quantities of high-integrity credits, </w:t>
-      </w:r>
-      <w:proofErr w:type="spellStart"/>
-      <w:r>
-        <w:rPr>
-          <w:rFonts w:ascii="Calibri" w:eastAsia="Calibri" w:hAnsi="Calibri" w:cs="Calibri"/>
-          <w:sz w:val="24"/>
-          <w:szCs w:val="24"/>
-        </w:rPr>
-        <w:t>recognising</w:t>
-      </w:r>
-      <w:proofErr w:type="spellEnd"/>
-      <w:r>
-        <w:rPr>
-          <w:rFonts w:ascii="Calibri" w:eastAsia="Calibri" w:hAnsi="Calibri" w:cs="Calibri"/>
-          <w:sz w:val="24"/>
-          <w:szCs w:val="24"/>
-        </w:rPr>
-        <w:t xml:space="preserve"> that credibility itself has become scarce and therefore valuable.</w:t>
-      </w:r>
-    </w:p>
-    <w:p>
-      <w:pPr>
-        <w:spacing w:before="240" w:after="240"/>
-        <w:rPr>
-          <w:rFonts w:ascii="Calibri" w:eastAsia="Calibri" w:hAnsi="Calibri" w:cs="Calibri"/>
-          <w:sz w:val="24"/>
-          <w:szCs w:val="24"/>
-        </w:rPr>
-      </w:pPr>
-      <w:r>
-        <w:rPr>
-          <w:rFonts w:ascii="Calibri" w:eastAsia="Calibri" w:hAnsi="Calibri" w:cs="Calibri"/>
-          <w:sz w:val="24"/>
-          <w:szCs w:val="24"/>
-        </w:rPr>
-        <w:t xml:space="preserve">These developments are encouraging. But they all share a common limitation: </w:t>
-      </w:r>
+        <w:t>A shift toward removals.</w:t>
+      </w:r>
+      <w:r>
+        <w:rPr>
+          <w:rFonts w:ascii="Calibri" w:eastAsia="Calibri" w:hAnsi="Calibri" w:cs="Calibri"/>
+          <w:sz w:val="24"/>
+          <w:szCs w:val="24"/>
+        </w:rPr>
+        <w:t xml:space="preserve"> While nature-based projects still dominate the market, demand is increasingly moving toward permanent carbon removals such as direct air capture, BECCS, and biochar. These options are expensive and technically challenging, but they are fundamentally better than avoidance.</w:t>
+      </w:r>
+    </w:p>
+    <w:p>
+      <w:pPr>
+        <w:numPr>
+          <w:ilvl w:val="0"/>
+          <w:numId w:val="2"/>
+        </w:numPr>
+        <w:spacing w:after="240"/>
+        <w:rPr>
+          <w:rFonts w:ascii="Calibri" w:eastAsia="Calibri" w:hAnsi="Calibri" w:cs="Calibri"/>
+          <w:sz w:val="24"/>
+          <w:szCs w:val="24"/>
+        </w:rPr>
+      </w:pPr>
       <w:r>
         <w:rPr>
           <w:rFonts w:ascii="Calibri" w:eastAsia="Calibri" w:hAnsi="Calibri" w:cs="Calibri"/>
@@ -1889,6 +1850,60 @@
           <w:sz w:val="24"/>
           <w:szCs w:val="24"/>
         </w:rPr>
+        <w:t>Greater corporate discipline.</w:t>
+      </w:r>
+      <w:r>
+        <w:rPr>
+          <w:rFonts w:ascii="Calibri" w:eastAsia="Calibri" w:hAnsi="Calibri" w:cs="Calibri"/>
+          <w:sz w:val="24"/>
+          <w:szCs w:val="24"/>
+        </w:rPr>
+        <w:t xml:space="preserve"> Some leading buyers are moving away from volume-based offsetting and toward smaller quantities of high-integrity credits, </w:t>
+      </w:r>
+      <w:proofErr w:type="spellStart"/>
+      <w:r>
+        <w:rPr>
+          <w:rFonts w:ascii="Calibri" w:eastAsia="Calibri" w:hAnsi="Calibri" w:cs="Calibri"/>
+          <w:sz w:val="24"/>
+          <w:szCs w:val="24"/>
+        </w:rPr>
+        <w:t>recognising</w:t>
+      </w:r>
+      <w:proofErr w:type="spellEnd"/>
+      <w:r>
+        <w:rPr>
+          <w:rFonts w:ascii="Calibri" w:eastAsia="Calibri" w:hAnsi="Calibri" w:cs="Calibri"/>
+          <w:sz w:val="24"/>
+          <w:szCs w:val="24"/>
+        </w:rPr>
+        <w:t xml:space="preserve"> that credibility itself has become scarce and therefore valuable.</w:t>
+      </w:r>
+    </w:p>
+    <w:p>
+      <w:pPr>
+        <w:spacing w:before="240" w:after="240"/>
+        <w:rPr>
+          <w:rFonts w:ascii="Calibri" w:eastAsia="Calibri" w:hAnsi="Calibri" w:cs="Calibri"/>
+          <w:sz w:val="24"/>
+          <w:szCs w:val="24"/>
+        </w:rPr>
+      </w:pPr>
+      <w:r>
+        <w:rPr>
+          <w:rFonts w:ascii="Calibri" w:eastAsia="Calibri" w:hAnsi="Calibri" w:cs="Calibri"/>
+          <w:sz w:val="24"/>
+          <w:szCs w:val="24"/>
+        </w:rPr>
+        <w:t xml:space="preserve">These developments are encouraging. But they all share a common limitation: </w:t>
+      </w:r>
+      <w:r>
+        <w:rPr>
+          <w:rFonts w:ascii="Calibri" w:eastAsia="Calibri" w:hAnsi="Calibri" w:cs="Calibri"/>
+          <w:b/>
+          <w:bCs/>
+          <w:sz w:val="24"/>
+          <w:szCs w:val="24"/>
+        </w:rPr>
         <w:t>they operate entirely within the existing voluntary framework</w:t>
       </w:r>
       <w:r>
@@ -1915,6 +1930,7 @@
           <w:sz w:val="24"/>
           <w:szCs w:val="24"/>
         </w:rPr>
+        <w:lastRenderedPageBreak/>
         <w:t xml:space="preserve">To </w:t>
       </w:r>
       <w:proofErr w:type="spellStart"/>
@@ -1951,16 +1967,7 @@
           <w:sz w:val="24"/>
           <w:szCs w:val="24"/>
         </w:rPr>
-        <w:t xml:space="preserve">The irony is that carbon markets have faced this problem before. Under the Kyoto Protocol, international crediting operated within a compliance system: emissions reductions counted </w:t>
-      </w:r>
-      <w:r>
-        <w:rPr>
-          <w:rFonts w:ascii="Calibri" w:eastAsia="Calibri" w:hAnsi="Calibri" w:cs="Calibri"/>
-          <w:sz w:val="24"/>
-          <w:szCs w:val="24"/>
-        </w:rPr>
-        <w:lastRenderedPageBreak/>
-        <w:t>toward legally binding national targets, and accounting was anchored at the sovereign level. The voluntary carbon market inherited many of Kyoto’s mechanisms, project-based crediting, verification, and registries, but lost the enforcement layer that gave them credibility.</w:t>
+        <w:t>The irony is that carbon markets have faced this problem before. Under the Kyoto Protocol, international crediting operated within a compliance system: emissions reductions counted toward legally binding national targets, and accounting was anchored at the sovereign level. The voluntary carbon market inherited many of Kyoto’s mechanisms, project-based crediting, verification, and registries, but lost the enforcement layer that gave them credibility.</w:t>
       </w:r>
     </w:p>
     <w:p>
@@ -2234,6 +2241,7 @@
           <w:sz w:val="24"/>
           <w:szCs w:val="24"/>
         </w:rPr>
+        <w:lastRenderedPageBreak/>
         <w:t xml:space="preserve">This points to a crucial design principle: </w:t>
       </w:r>
       <w:r>
@@ -2292,16 +2300,7 @@
           <w:sz w:val="24"/>
           <w:szCs w:val="24"/>
         </w:rPr>
-        <w:t xml:space="preserve">, and durable removals are </w:t>
-      </w:r>
-      <w:r>
-        <w:rPr>
-          <w:rFonts w:ascii="Calibri" w:eastAsia="Calibri" w:hAnsi="Calibri" w:cs="Calibri"/>
-          <w:sz w:val="24"/>
-          <w:szCs w:val="24"/>
-        </w:rPr>
-        <w:lastRenderedPageBreak/>
-        <w:t>harder, slower, and more expensive but they are also less likely to crowd out domestic climate action. The voluntary carbon market should follow the same principle.</w:t>
+        <w:t>, and durable removals are harder, slower, and more expensive but they are also less likely to crowd out domestic climate action. The voluntary carbon market should follow the same principle.</w:t>
       </w:r>
     </w:p>
     <w:p>
@@ -2607,6 +2606,7 @@
           <w:sz w:val="24"/>
           <w:szCs w:val="24"/>
         </w:rPr>
+        <w:lastRenderedPageBreak/>
         <w:t>Footnotes</w:t>
       </w:r>
       <w:r>

--- a/assets/A Short History of the Voluntary Carbon Market.docx
+++ b/assets/A Short History of the Voluntary Carbon Market.docx
@@ -492,8 +492,6 @@
         <w:spacing w:after="160" w:line="278" w:lineRule="auto"/>
         <w:rPr>
           <w:rFonts w:ascii="Calibri" w:eastAsia="Calibri" w:hAnsi="Calibri" w:cs="Calibri"/>
-          <w:b/>
-          <w:bCs/>
           <w:sz w:val="24"/>
           <w:szCs w:val="24"/>
         </w:rPr>
@@ -507,647 +505,64 @@
         <w:t>The table below outlines the main types of credits found in today’s VCM.</w:t>
       </w:r>
     </w:p>
-    <w:tbl>
-      <w:tblPr>
-        <w:tblStyle w:val="a"/>
-        <w:tblW w:w="9000" w:type="dxa"/>
-        <w:tblInd w:w="0" w:type="dxa"/>
-        <w:tblBorders>
-          <w:top w:val="single" w:sz="4" w:space="0" w:color="000000"/>
-          <w:left w:val="single" w:sz="4" w:space="0" w:color="000000"/>
-          <w:bottom w:val="single" w:sz="4" w:space="0" w:color="000000"/>
-          <w:right w:val="single" w:sz="4" w:space="0" w:color="000000"/>
-          <w:insideH w:val="single" w:sz="4" w:space="0" w:color="000000"/>
-          <w:insideV w:val="single" w:sz="4" w:space="0" w:color="000000"/>
-        </w:tblBorders>
-        <w:tblLayout w:type="fixed"/>
-        <w:tblLook w:val="0400" w:firstRow="0" w:lastRow="0" w:firstColumn="0" w:lastColumn="0" w:noHBand="0" w:noVBand="1"/>
-      </w:tblPr>
-      <w:tblGrid>
-        <w:gridCol w:w="1965"/>
-        <w:gridCol w:w="1965"/>
-        <w:gridCol w:w="1800"/>
-        <w:gridCol w:w="1470"/>
-        <w:gridCol w:w="1800"/>
-      </w:tblGrid>
-      <w:tr>
-        <w:tc>
-          <w:tcPr>
-            <w:tcW w:w="1965" w:type="dxa"/>
-          </w:tcPr>
-          <w:p>
-            <w:pPr>
-              <w:rPr>
-                <w:rFonts w:ascii="Calibri" w:eastAsia="Calibri" w:hAnsi="Calibri" w:cs="Calibri"/>
-                <w:b/>
-                <w:bCs/>
-                <w:sz w:val="24"/>
-                <w:szCs w:val="24"/>
-              </w:rPr>
-            </w:pPr>
-            <w:r>
-              <w:rPr>
-                <w:rFonts w:ascii="Calibri" w:eastAsia="Calibri" w:hAnsi="Calibri" w:cs="Calibri"/>
-                <w:b/>
-                <w:bCs/>
-                <w:sz w:val="24"/>
-                <w:szCs w:val="24"/>
-              </w:rPr>
-              <w:t>Category</w:t>
-            </w:r>
-          </w:p>
-        </w:tc>
-        <w:tc>
-          <w:tcPr>
-            <w:tcW w:w="1965" w:type="dxa"/>
-          </w:tcPr>
-          <w:p>
-            <w:pPr>
-              <w:rPr>
-                <w:rFonts w:ascii="Calibri" w:eastAsia="Calibri" w:hAnsi="Calibri" w:cs="Calibri"/>
-                <w:b/>
-                <w:bCs/>
-                <w:sz w:val="24"/>
-                <w:szCs w:val="24"/>
-              </w:rPr>
-            </w:pPr>
-            <w:r>
-              <w:rPr>
-                <w:rFonts w:ascii="Calibri" w:eastAsia="Calibri" w:hAnsi="Calibri" w:cs="Calibri"/>
-                <w:b/>
-                <w:bCs/>
-                <w:sz w:val="24"/>
-                <w:szCs w:val="24"/>
-              </w:rPr>
-              <w:t>Typical Projects</w:t>
-            </w:r>
-          </w:p>
-        </w:tc>
-        <w:tc>
-          <w:tcPr>
-            <w:tcW w:w="1800" w:type="dxa"/>
-          </w:tcPr>
-          <w:p>
-            <w:pPr>
-              <w:rPr>
-                <w:rFonts w:ascii="Calibri" w:eastAsia="Calibri" w:hAnsi="Calibri" w:cs="Calibri"/>
-                <w:b/>
-                <w:bCs/>
-                <w:sz w:val="24"/>
-                <w:szCs w:val="24"/>
-              </w:rPr>
-            </w:pPr>
-            <w:r>
-              <w:rPr>
-                <w:rFonts w:ascii="Calibri" w:eastAsia="Calibri" w:hAnsi="Calibri" w:cs="Calibri"/>
-                <w:b/>
-                <w:bCs/>
-                <w:sz w:val="24"/>
-                <w:szCs w:val="24"/>
-              </w:rPr>
-              <w:t>Permanence</w:t>
-            </w:r>
-          </w:p>
-        </w:tc>
-        <w:tc>
-          <w:tcPr>
-            <w:tcW w:w="1470" w:type="dxa"/>
-          </w:tcPr>
-          <w:p>
-            <w:pPr>
-              <w:rPr>
-                <w:rFonts w:ascii="Calibri" w:eastAsia="Calibri" w:hAnsi="Calibri" w:cs="Calibri"/>
-                <w:b/>
-                <w:bCs/>
-                <w:sz w:val="24"/>
-                <w:szCs w:val="24"/>
-              </w:rPr>
-            </w:pPr>
-            <w:r>
-              <w:rPr>
-                <w:rFonts w:ascii="Calibri" w:eastAsia="Calibri" w:hAnsi="Calibri" w:cs="Calibri"/>
-                <w:b/>
-                <w:bCs/>
-                <w:sz w:val="24"/>
-                <w:szCs w:val="24"/>
-              </w:rPr>
-              <w:t>Typical price range (USD/</w:t>
-            </w:r>
-            <w:proofErr w:type="spellStart"/>
-            <w:r>
-              <w:rPr>
-                <w:rFonts w:ascii="Calibri" w:eastAsia="Calibri" w:hAnsi="Calibri" w:cs="Calibri"/>
-                <w:b/>
-                <w:bCs/>
-                <w:sz w:val="24"/>
-                <w:szCs w:val="24"/>
-              </w:rPr>
-              <w:t>tCO₂e</w:t>
-            </w:r>
-            <w:proofErr w:type="spellEnd"/>
-            <w:r>
-              <w:rPr>
-                <w:rFonts w:ascii="Calibri" w:eastAsia="Calibri" w:hAnsi="Calibri" w:cs="Calibri"/>
-                <w:b/>
-                <w:bCs/>
-                <w:sz w:val="24"/>
-                <w:szCs w:val="24"/>
-              </w:rPr>
-              <w:t>)</w:t>
-            </w:r>
-          </w:p>
-        </w:tc>
-        <w:tc>
-          <w:tcPr>
-            <w:tcW w:w="1800" w:type="dxa"/>
-          </w:tcPr>
-          <w:p>
-            <w:pPr>
-              <w:rPr>
-                <w:rFonts w:ascii="Calibri" w:eastAsia="Calibri" w:hAnsi="Calibri" w:cs="Calibri"/>
-                <w:b/>
-                <w:bCs/>
-                <w:sz w:val="24"/>
-                <w:szCs w:val="24"/>
-              </w:rPr>
-            </w:pPr>
-            <w:r>
-              <w:rPr>
-                <w:rFonts w:ascii="Calibri" w:eastAsia="Calibri" w:hAnsi="Calibri" w:cs="Calibri"/>
-                <w:b/>
-                <w:bCs/>
-                <w:sz w:val="24"/>
-                <w:szCs w:val="24"/>
-              </w:rPr>
-              <w:t>Key integrity risks</w:t>
-            </w:r>
-          </w:p>
-        </w:tc>
-      </w:tr>
-      <w:tr>
-        <w:tc>
-          <w:tcPr>
-            <w:tcW w:w="1965" w:type="dxa"/>
-          </w:tcPr>
-          <w:p>
-            <w:pPr>
-              <w:rPr>
-                <w:rFonts w:ascii="Calibri" w:eastAsia="Calibri" w:hAnsi="Calibri" w:cs="Calibri"/>
-                <w:sz w:val="24"/>
-                <w:szCs w:val="24"/>
-              </w:rPr>
-            </w:pPr>
-            <w:r>
-              <w:rPr>
-                <w:rFonts w:ascii="Calibri" w:eastAsia="Calibri" w:hAnsi="Calibri" w:cs="Calibri"/>
-                <w:sz w:val="24"/>
-                <w:szCs w:val="24"/>
-              </w:rPr>
-              <w:t>Avoidance/ Reduction</w:t>
-            </w:r>
-          </w:p>
-        </w:tc>
-        <w:tc>
-          <w:tcPr>
-            <w:tcW w:w="1965" w:type="dxa"/>
-          </w:tcPr>
-          <w:p>
-            <w:pPr>
-              <w:rPr>
-                <w:rFonts w:ascii="Calibri" w:eastAsia="Calibri" w:hAnsi="Calibri" w:cs="Calibri"/>
-                <w:sz w:val="24"/>
-                <w:szCs w:val="24"/>
-              </w:rPr>
-            </w:pPr>
-            <w:r>
-              <w:rPr>
-                <w:rFonts w:ascii="Calibri" w:eastAsia="Calibri" w:hAnsi="Calibri" w:cs="Calibri"/>
-                <w:sz w:val="24"/>
-                <w:szCs w:val="24"/>
-              </w:rPr>
-              <w:t>Improved cookstoves, methane capture, renewable energy, REDD+ forest protection</w:t>
-            </w:r>
-          </w:p>
-        </w:tc>
-        <w:tc>
-          <w:tcPr>
-            <w:tcW w:w="1800" w:type="dxa"/>
-          </w:tcPr>
-          <w:p>
-            <w:pPr>
-              <w:rPr>
-                <w:rFonts w:ascii="Calibri" w:eastAsia="Calibri" w:hAnsi="Calibri" w:cs="Calibri"/>
-                <w:sz w:val="24"/>
-                <w:szCs w:val="24"/>
-              </w:rPr>
-            </w:pPr>
-            <w:r>
-              <w:rPr>
-                <w:rFonts w:ascii="Calibri" w:eastAsia="Calibri" w:hAnsi="Calibri" w:cs="Calibri"/>
-                <w:sz w:val="24"/>
-                <w:szCs w:val="24"/>
-              </w:rPr>
-              <w:t>Low-medium</w:t>
-            </w:r>
-          </w:p>
-        </w:tc>
-        <w:tc>
-          <w:tcPr>
-            <w:tcW w:w="1470" w:type="dxa"/>
-          </w:tcPr>
-          <w:p>
-            <w:pPr>
-              <w:rPr>
-                <w:rFonts w:ascii="Calibri" w:eastAsia="Calibri" w:hAnsi="Calibri" w:cs="Calibri"/>
-                <w:sz w:val="24"/>
-                <w:szCs w:val="24"/>
-              </w:rPr>
-            </w:pPr>
-            <w:r>
-              <w:rPr>
-                <w:rFonts w:ascii="Calibri" w:eastAsia="Calibri" w:hAnsi="Calibri" w:cs="Calibri"/>
-                <w:sz w:val="24"/>
-                <w:szCs w:val="24"/>
-              </w:rPr>
-              <w:t>2-10</w:t>
-            </w:r>
-          </w:p>
-        </w:tc>
-        <w:tc>
-          <w:tcPr>
-            <w:tcW w:w="1800" w:type="dxa"/>
-          </w:tcPr>
-          <w:p>
-            <w:pPr>
-              <w:rPr>
-                <w:rFonts w:ascii="Calibri" w:eastAsia="Calibri" w:hAnsi="Calibri" w:cs="Calibri"/>
-                <w:sz w:val="24"/>
-                <w:szCs w:val="24"/>
-              </w:rPr>
-            </w:pPr>
-            <w:r>
-              <w:rPr>
-                <w:rFonts w:ascii="Calibri" w:eastAsia="Calibri" w:hAnsi="Calibri" w:cs="Calibri"/>
-                <w:sz w:val="24"/>
-                <w:szCs w:val="24"/>
-              </w:rPr>
-              <w:t>Weak baselines, leakage</w:t>
-            </w:r>
-          </w:p>
-        </w:tc>
-      </w:tr>
-      <w:tr>
-        <w:tc>
-          <w:tcPr>
-            <w:tcW w:w="1965" w:type="dxa"/>
-          </w:tcPr>
-          <w:p>
-            <w:pPr>
-              <w:rPr>
-                <w:rFonts w:ascii="Calibri" w:eastAsia="Calibri" w:hAnsi="Calibri" w:cs="Calibri"/>
-                <w:sz w:val="24"/>
-                <w:szCs w:val="24"/>
-              </w:rPr>
-            </w:pPr>
-            <w:r>
-              <w:rPr>
-                <w:rFonts w:ascii="Calibri" w:eastAsia="Calibri" w:hAnsi="Calibri" w:cs="Calibri"/>
-                <w:sz w:val="24"/>
-                <w:szCs w:val="24"/>
-              </w:rPr>
-              <w:t>Nature-based removals</w:t>
-            </w:r>
-          </w:p>
-        </w:tc>
-        <w:tc>
-          <w:tcPr>
-            <w:tcW w:w="1965" w:type="dxa"/>
-          </w:tcPr>
-          <w:p>
-            <w:pPr>
-              <w:rPr>
-                <w:rFonts w:ascii="Calibri" w:eastAsia="Calibri" w:hAnsi="Calibri" w:cs="Calibri"/>
-                <w:sz w:val="24"/>
-                <w:szCs w:val="24"/>
-              </w:rPr>
-            </w:pPr>
-            <w:r>
-              <w:rPr>
-                <w:rFonts w:ascii="Calibri" w:eastAsia="Calibri" w:hAnsi="Calibri" w:cs="Calibri"/>
-                <w:sz w:val="24"/>
-                <w:szCs w:val="24"/>
-              </w:rPr>
-              <w:t>Afforestation, reforestation, soil carbon enhancement</w:t>
-            </w:r>
-          </w:p>
-        </w:tc>
-        <w:tc>
-          <w:tcPr>
-            <w:tcW w:w="1800" w:type="dxa"/>
-          </w:tcPr>
-          <w:p>
-            <w:pPr>
-              <w:rPr>
-                <w:rFonts w:ascii="Calibri" w:eastAsia="Calibri" w:hAnsi="Calibri" w:cs="Calibri"/>
-                <w:sz w:val="24"/>
-                <w:szCs w:val="24"/>
-              </w:rPr>
-            </w:pPr>
-            <w:r>
-              <w:rPr>
-                <w:rFonts w:ascii="Calibri" w:eastAsia="Calibri" w:hAnsi="Calibri" w:cs="Calibri"/>
-                <w:sz w:val="24"/>
-                <w:szCs w:val="24"/>
-              </w:rPr>
-              <w:t>Medium</w:t>
-            </w:r>
-          </w:p>
-        </w:tc>
-        <w:tc>
-          <w:tcPr>
-            <w:tcW w:w="1470" w:type="dxa"/>
-          </w:tcPr>
-          <w:p>
-            <w:pPr>
-              <w:rPr>
-                <w:rFonts w:ascii="Calibri" w:eastAsia="Calibri" w:hAnsi="Calibri" w:cs="Calibri"/>
-                <w:sz w:val="24"/>
-                <w:szCs w:val="24"/>
-              </w:rPr>
-            </w:pPr>
-            <w:r>
-              <w:rPr>
-                <w:rFonts w:ascii="Calibri" w:eastAsia="Calibri" w:hAnsi="Calibri" w:cs="Calibri"/>
-                <w:sz w:val="24"/>
-                <w:szCs w:val="24"/>
-              </w:rPr>
-              <w:t>10-25</w:t>
-            </w:r>
-          </w:p>
-        </w:tc>
-        <w:tc>
-          <w:tcPr>
-            <w:tcW w:w="1800" w:type="dxa"/>
-          </w:tcPr>
-          <w:p>
-            <w:pPr>
-              <w:rPr>
-                <w:rFonts w:ascii="Calibri" w:eastAsia="Calibri" w:hAnsi="Calibri" w:cs="Calibri"/>
-                <w:sz w:val="24"/>
-                <w:szCs w:val="24"/>
-              </w:rPr>
-            </w:pPr>
-            <w:r>
-              <w:rPr>
-                <w:rFonts w:ascii="Calibri" w:eastAsia="Calibri" w:hAnsi="Calibri" w:cs="Calibri"/>
-                <w:sz w:val="24"/>
-                <w:szCs w:val="24"/>
-              </w:rPr>
-              <w:t>Reversal risk (fire, logging), measurement uncertainty</w:t>
-            </w:r>
-          </w:p>
-        </w:tc>
-      </w:tr>
-      <w:tr>
-        <w:tc>
-          <w:tcPr>
-            <w:tcW w:w="1965" w:type="dxa"/>
-          </w:tcPr>
-          <w:p>
-            <w:pPr>
-              <w:rPr>
-                <w:rFonts w:ascii="Calibri" w:eastAsia="Calibri" w:hAnsi="Calibri" w:cs="Calibri"/>
-                <w:sz w:val="24"/>
-                <w:szCs w:val="24"/>
-              </w:rPr>
-            </w:pPr>
-            <w:r>
-              <w:rPr>
-                <w:rFonts w:ascii="Calibri" w:eastAsia="Calibri" w:hAnsi="Calibri" w:cs="Calibri"/>
-                <w:sz w:val="24"/>
-                <w:szCs w:val="24"/>
-              </w:rPr>
-              <w:lastRenderedPageBreak/>
-              <w:t>Technology-based removals</w:t>
-            </w:r>
-          </w:p>
-        </w:tc>
-        <w:tc>
-          <w:tcPr>
-            <w:tcW w:w="1965" w:type="dxa"/>
-          </w:tcPr>
-          <w:p>
-            <w:pPr>
-              <w:rPr>
-                <w:rFonts w:ascii="Calibri" w:eastAsia="Calibri" w:hAnsi="Calibri" w:cs="Calibri"/>
-                <w:sz w:val="24"/>
-                <w:szCs w:val="24"/>
-              </w:rPr>
-            </w:pPr>
-            <w:r>
-              <w:rPr>
-                <w:rFonts w:ascii="Calibri" w:eastAsia="Calibri" w:hAnsi="Calibri" w:cs="Calibri"/>
-                <w:sz w:val="24"/>
-                <w:szCs w:val="24"/>
-              </w:rPr>
-              <w:t>DAC, biochar, BECCS</w:t>
-            </w:r>
-          </w:p>
-        </w:tc>
-        <w:tc>
-          <w:tcPr>
-            <w:tcW w:w="1800" w:type="dxa"/>
-          </w:tcPr>
-          <w:p>
-            <w:pPr>
-              <w:rPr>
-                <w:rFonts w:ascii="Calibri" w:eastAsia="Calibri" w:hAnsi="Calibri" w:cs="Calibri"/>
-                <w:sz w:val="24"/>
-                <w:szCs w:val="24"/>
-              </w:rPr>
-            </w:pPr>
-            <w:r>
-              <w:rPr>
-                <w:rFonts w:ascii="Calibri" w:eastAsia="Calibri" w:hAnsi="Calibri" w:cs="Calibri"/>
-                <w:sz w:val="24"/>
-                <w:szCs w:val="24"/>
-              </w:rPr>
-              <w:t>High</w:t>
-            </w:r>
-          </w:p>
-        </w:tc>
-        <w:tc>
-          <w:tcPr>
-            <w:tcW w:w="1470" w:type="dxa"/>
-          </w:tcPr>
-          <w:p>
-            <w:pPr>
-              <w:rPr>
-                <w:rFonts w:ascii="Calibri" w:eastAsia="Calibri" w:hAnsi="Calibri" w:cs="Calibri"/>
-                <w:sz w:val="24"/>
-                <w:szCs w:val="24"/>
-              </w:rPr>
-            </w:pPr>
-            <w:r>
-              <w:rPr>
-                <w:rFonts w:ascii="Calibri" w:eastAsia="Calibri" w:hAnsi="Calibri" w:cs="Calibri"/>
-                <w:sz w:val="24"/>
-                <w:szCs w:val="24"/>
-              </w:rPr>
-              <w:t>80-300+</w:t>
-            </w:r>
-          </w:p>
-        </w:tc>
-        <w:tc>
-          <w:tcPr>
-            <w:tcW w:w="1800" w:type="dxa"/>
-          </w:tcPr>
-          <w:p>
-            <w:pPr>
-              <w:rPr>
-                <w:rFonts w:ascii="Calibri" w:eastAsia="Calibri" w:hAnsi="Calibri" w:cs="Calibri"/>
-                <w:sz w:val="24"/>
-                <w:szCs w:val="24"/>
-              </w:rPr>
-            </w:pPr>
-            <w:r>
-              <w:rPr>
-                <w:rFonts w:ascii="Calibri" w:eastAsia="Calibri" w:hAnsi="Calibri" w:cs="Calibri"/>
-                <w:sz w:val="24"/>
-                <w:szCs w:val="24"/>
-              </w:rPr>
-              <w:t>Cost, scalability, long-term verification</w:t>
-            </w:r>
-          </w:p>
-        </w:tc>
-      </w:tr>
-      <w:tr>
-        <w:tc>
-          <w:tcPr>
-            <w:tcW w:w="1965" w:type="dxa"/>
-          </w:tcPr>
-          <w:p>
-            <w:pPr>
-              <w:rPr>
-                <w:rFonts w:ascii="Calibri" w:eastAsia="Calibri" w:hAnsi="Calibri" w:cs="Calibri"/>
-                <w:sz w:val="24"/>
-                <w:szCs w:val="24"/>
-              </w:rPr>
-            </w:pPr>
-            <w:r>
-              <w:rPr>
-                <w:rFonts w:ascii="Calibri" w:eastAsia="Calibri" w:hAnsi="Calibri" w:cs="Calibri"/>
-                <w:sz w:val="24"/>
-                <w:szCs w:val="24"/>
-              </w:rPr>
-              <w:t>Transition credits</w:t>
-            </w:r>
-          </w:p>
-        </w:tc>
-        <w:tc>
-          <w:tcPr>
-            <w:tcW w:w="1965" w:type="dxa"/>
-          </w:tcPr>
-          <w:p>
-            <w:pPr>
-              <w:rPr>
-                <w:rFonts w:ascii="Calibri" w:eastAsia="Calibri" w:hAnsi="Calibri" w:cs="Calibri"/>
-                <w:sz w:val="24"/>
-                <w:szCs w:val="24"/>
-              </w:rPr>
-            </w:pPr>
-            <w:r>
-              <w:rPr>
-                <w:rFonts w:ascii="Calibri" w:eastAsia="Calibri" w:hAnsi="Calibri" w:cs="Calibri"/>
-                <w:sz w:val="24"/>
-                <w:szCs w:val="24"/>
-              </w:rPr>
-              <w:t>Early coal retirement, industrial retrofits, energy efficiency upgrades</w:t>
-            </w:r>
-          </w:p>
-        </w:tc>
-        <w:tc>
-          <w:tcPr>
-            <w:tcW w:w="1800" w:type="dxa"/>
-          </w:tcPr>
-          <w:p>
-            <w:pPr>
-              <w:rPr>
-                <w:rFonts w:ascii="Calibri" w:eastAsia="Calibri" w:hAnsi="Calibri" w:cs="Calibri"/>
-                <w:sz w:val="24"/>
-                <w:szCs w:val="24"/>
-              </w:rPr>
-            </w:pPr>
-            <w:r>
-              <w:rPr>
-                <w:rFonts w:ascii="Calibri" w:eastAsia="Calibri" w:hAnsi="Calibri" w:cs="Calibri"/>
-                <w:sz w:val="24"/>
-                <w:szCs w:val="24"/>
-              </w:rPr>
-              <w:t>Variable</w:t>
-            </w:r>
-          </w:p>
-        </w:tc>
-        <w:tc>
-          <w:tcPr>
-            <w:tcW w:w="1470" w:type="dxa"/>
-          </w:tcPr>
-          <w:p>
-            <w:pPr>
-              <w:rPr>
-                <w:rFonts w:ascii="Calibri" w:eastAsia="Calibri" w:hAnsi="Calibri" w:cs="Calibri"/>
-                <w:sz w:val="24"/>
-                <w:szCs w:val="24"/>
-              </w:rPr>
-            </w:pPr>
-            <w:r>
-              <w:rPr>
-                <w:rFonts w:ascii="Calibri" w:eastAsia="Calibri" w:hAnsi="Calibri" w:cs="Calibri"/>
-                <w:sz w:val="24"/>
-                <w:szCs w:val="24"/>
-              </w:rPr>
-              <w:t>Emerging</w:t>
-            </w:r>
-          </w:p>
-        </w:tc>
-        <w:tc>
-          <w:tcPr>
-            <w:tcW w:w="1800" w:type="dxa"/>
-          </w:tcPr>
-          <w:p>
-            <w:pPr>
-              <w:rPr>
-                <w:rFonts w:ascii="Calibri" w:eastAsia="Calibri" w:hAnsi="Calibri" w:cs="Calibri"/>
-                <w:sz w:val="24"/>
-                <w:szCs w:val="24"/>
-              </w:rPr>
-            </w:pPr>
-            <w:r>
-              <w:rPr>
-                <w:rFonts w:ascii="Calibri" w:eastAsia="Calibri" w:hAnsi="Calibri" w:cs="Calibri"/>
-                <w:sz w:val="24"/>
-                <w:szCs w:val="24"/>
-              </w:rPr>
-              <w:t>Baseline integrity, double counting, political risk</w:t>
-            </w:r>
-          </w:p>
-        </w:tc>
-      </w:tr>
-    </w:tbl>
-    <w:p>
-      <w:pPr>
-        <w:spacing w:line="278" w:lineRule="auto"/>
-        <w:rPr>
-          <w:rFonts w:ascii="Calibri" w:eastAsia="Calibri" w:hAnsi="Calibri" w:cs="Calibri"/>
-          <w:sz w:val="24"/>
-          <w:szCs w:val="24"/>
-        </w:rPr>
-      </w:pPr>
+    <w:p>
+      <w:pPr>
+        <w:spacing w:after="160" w:line="278" w:lineRule="auto"/>
+        <w:rPr>
+          <w:rFonts w:ascii="Calibri" w:eastAsia="Calibri" w:hAnsi="Calibri" w:cs="Calibri"/>
+          <w:sz w:val="24"/>
+          <w:szCs w:val="24"/>
+        </w:rPr>
+      </w:pPr>
+      <w:r>
+        <w:rPr>
+          <w:rFonts w:ascii="Calibri" w:eastAsia="Calibri" w:hAnsi="Calibri" w:cs="Calibri"/>
+          <w:sz w:val="24"/>
+          <w:szCs w:val="24"/>
+        </w:rPr>
+        <w:lastRenderedPageBreak/>
+        <w:drawing>
+          <wp:inline distT="0" distB="0" distL="0" distR="0" wp14:anchorId="5955051D" wp14:editId="28144933">
+            <wp:extent cx="5943600" cy="4371340"/>
+            <wp:effectExtent l="0" t="0" r="0" b="0"/>
+            <wp:docPr id="118062457" name="Picture 1" descr="A table with black text&#10;&#10;AI-generated content may be incorrect."/>
+            <wp:cNvGraphicFramePr>
+              <a:graphicFrameLocks xmlns:a="http://schemas.openxmlformats.org/drawingml/2006/main" noChangeAspect="1"/>
+            </wp:cNvGraphicFramePr>
+            <a:graphic xmlns:a="http://schemas.openxmlformats.org/drawingml/2006/main">
+              <a:graphicData uri="http://schemas.openxmlformats.org/drawingml/2006/picture">
+                <pic:pic xmlns:pic="http://schemas.openxmlformats.org/drawingml/2006/picture">
+                  <pic:nvPicPr>
+                    <pic:cNvPr id="118062457" name="Picture 1" descr="A table with black text&#10;&#10;AI-generated content may be incorrect."/>
+                    <pic:cNvPicPr/>
+                  </pic:nvPicPr>
+                  <pic:blipFill>
+                    <a:blip r:embed="rId8"/>
+                    <a:stretch>
+                      <a:fillRect/>
+                    </a:stretch>
+                  </pic:blipFill>
+                  <pic:spPr>
+                    <a:xfrm>
+                      <a:off x="0" y="0"/>
+                      <a:ext cx="5943600" cy="4371340"/>
+                    </a:xfrm>
+                    <a:prstGeom prst="rect">
+                      <a:avLst/>
+                    </a:prstGeom>
+                  </pic:spPr>
+                </pic:pic>
+              </a:graphicData>
+            </a:graphic>
+          </wp:inline>
+        </w:drawing>
+      </w:r>
     </w:p>
     <w:p>
       <w:pPr>
         <w:pStyle w:val="Heading2"/>
         <w:rPr>
+          <w:rFonts w:ascii="Calibri" w:eastAsia="Calibri" w:hAnsi="Calibri" w:cs="Calibri"/>
           <w:sz w:val="24"/>
           <w:szCs w:val="24"/>
         </w:rPr>
@@ -1295,6 +710,7 @@
           <w:sz w:val="24"/>
           <w:szCs w:val="24"/>
         </w:rPr>
+        <w:lastRenderedPageBreak/>
         <w:t xml:space="preserve">Economically, the VCM can be seen as a </w:t>
       </w:r>
       <w:r>
@@ -1411,16 +827,7 @@
           <w:sz w:val="24"/>
           <w:szCs w:val="24"/>
         </w:rPr>
-        <w:t xml:space="preserve">I’m sorry to say, but the VCM has been cheating on us for years. We have been gaslit into believing that our flights are carbon neutral, that a marketing company in California is somehow </w:t>
-      </w:r>
-      <w:r>
-        <w:rPr>
-          <w:rFonts w:ascii="Calibri" w:eastAsia="Calibri" w:hAnsi="Calibri" w:cs="Calibri"/>
-          <w:sz w:val="24"/>
-          <w:szCs w:val="24"/>
-        </w:rPr>
-        <w:lastRenderedPageBreak/>
-        <w:t>doing the right thing for the planet, and that buying an offset meaningfully cancels out the emissions we cause. In many cases, this simply is not true.</w:t>
+        <w:t>I’m sorry to say, but the VCM has been cheating on us for years. We have been gaslit into believing that our flights are carbon neutral, that a marketing company in California is somehow doing the right thing for the planet, and that buying an offset meaningfully cancels out the emissions we cause. In many cases, this simply is not true.</w:t>
       </w:r>
     </w:p>
     <w:p>
@@ -1581,6 +988,7 @@
       <w:bookmarkStart w:id="0" w:name="_q59r90h8uq9k" w:colFirst="0" w:colLast="0"/>
       <w:bookmarkEnd w:id="0"/>
       <w:r>
+        <w:lastRenderedPageBreak/>
         <w:t>Additionality 2.0 and Fractional Credits: What Percentage is My Partner Cheating on Me?</w:t>
       </w:r>
     </w:p>
@@ -1635,16 +1043,7 @@
           <w:sz w:val="24"/>
           <w:szCs w:val="24"/>
         </w:rPr>
-        <w:t xml:space="preserve">Additionality works in much the same way. Some projects clearly would have happened without carbon credit finance — they are fully non-additional. Others would not have happened at all without it — clearly additional. But many projects sit uncomfortably in </w:t>
-      </w:r>
-      <w:r>
-        <w:rPr>
-          <w:rFonts w:ascii="Calibri" w:eastAsia="Calibri" w:hAnsi="Calibri" w:cs="Calibri"/>
-          <w:sz w:val="24"/>
-          <w:szCs w:val="24"/>
-        </w:rPr>
-        <w:lastRenderedPageBreak/>
-        <w:t>between. They may be commercially marginal: viable only if they receive a small financial push. Carbon credit revenue provides that push, tipping the project over the line.</w:t>
+        <w:t>Additionality works in much the same way. Some projects clearly would have happened without carbon credit finance — they are fully non-additional. Others would not have happened at all without it — clearly additional. But many projects sit uncomfortably in between. They may be commercially marginal: viable only if they receive a small financial push. Carbon credit revenue provides that push, tipping the project over the line.</w:t>
       </w:r>
     </w:p>
     <w:p>
@@ -1818,6 +1217,7 @@
           <w:sz w:val="24"/>
           <w:szCs w:val="24"/>
         </w:rPr>
+        <w:lastRenderedPageBreak/>
         <w:t>A shift toward removals.</w:t>
       </w:r>
       <w:r>
@@ -1930,7 +1330,6 @@
           <w:sz w:val="24"/>
           <w:szCs w:val="24"/>
         </w:rPr>
-        <w:lastRenderedPageBreak/>
         <w:t xml:space="preserve">To </w:t>
       </w:r>
       <w:proofErr w:type="spellStart"/>
@@ -2143,7 +1542,18 @@
           <w:sz w:val="24"/>
           <w:szCs w:val="24"/>
         </w:rPr>
-        <w:t xml:space="preserve"> claimed</w:t>
+        <w:t xml:space="preserve"> </w:t>
+      </w:r>
+      <w:r>
+        <w:rPr>
+          <w:rFonts w:ascii="Calibri" w:eastAsia="Calibri" w:hAnsi="Calibri" w:cs="Calibri"/>
+          <w:i/>
+          <w:iCs/>
+          <w:sz w:val="24"/>
+          <w:szCs w:val="24"/>
+        </w:rPr>
+        <w:lastRenderedPageBreak/>
+        <w:t>claimed</w:t>
       </w:r>
       <w:r>
         <w:rPr>
@@ -2241,7 +1651,6 @@
           <w:sz w:val="24"/>
           <w:szCs w:val="24"/>
         </w:rPr>
-        <w:lastRenderedPageBreak/>
         <w:t xml:space="preserve">This points to a crucial design principle: </w:t>
       </w:r>
       <w:r>
@@ -2490,6 +1899,7 @@
           <w:sz w:val="24"/>
           <w:szCs w:val="24"/>
         </w:rPr>
+        <w:lastRenderedPageBreak/>
         <w:t>3. Move from private trust to public alignment.</w:t>
       </w:r>
       <w:r>
@@ -2606,7 +2016,6 @@
           <w:sz w:val="24"/>
           <w:szCs w:val="24"/>
         </w:rPr>
-        <w:lastRenderedPageBreak/>
         <w:t>Footnotes</w:t>
       </w:r>
       <w:r>
@@ -2621,7 +2030,7 @@
       </w:r>
     </w:p>
     <w:sectPr>
-      <w:headerReference w:type="default" r:id="rId8"/>
+      <w:headerReference w:type="default" r:id="rId9"/>
       <w:pgSz w:w="12240" w:h="15840"/>
       <w:pgMar w:top="1440" w:right="1440" w:bottom="1440" w:left="1440" w:header="720" w:footer="720" w:gutter="0"/>
       <w:pgNumType w:start="1"/>
